--- a/Meeting Reports/Meeting Report- Week 5.docx
+++ b/Meeting Reports/Meeting Report- Week 5.docx
@@ -1566,543 +1566,759 @@
           <w:sz w:val="22"/>
           <w:lang w:val="en-DE"/>
         </w:rPr>
-        <w:t>, designing the ERD</w:t>
-      </w:r>
-      <w:r>
-        <w:rPr>
-          <w:rFonts w:ascii="Arial" w:hAnsi="Arial"/>
-          <w:sz w:val="22"/>
-          <w:lang w:val="en-DE"/>
-        </w:rPr>
-        <w:t>.</w:t>
-      </w:r>
-    </w:p>
-    <w:p>
-      <w:pPr>
-        <w:rPr>
-          <w:rFonts w:ascii="Arial" w:hAnsi="Arial"/>
-          <w:sz w:val="22"/>
-          <w:lang w:val="en-DE"/>
-        </w:rPr>
-      </w:pPr>
-    </w:p>
-    <w:p>
-      <w:pPr>
-        <w:rPr>
-          <w:rFonts w:ascii="Arial" w:hAnsi="Arial"/>
-          <w:sz w:val="22"/>
-          <w:szCs w:val="22"/>
-          <w:lang w:val="en-DE"/>
-        </w:rPr>
-      </w:pPr>
-      <w:r>
-        <w:rPr>
-          <w:rFonts w:ascii="Arial" w:hAnsi="Arial"/>
-          <w:b/>
-          <w:sz w:val="22"/>
-          <w:szCs w:val="22"/>
-          <w:lang w:val="en-DE"/>
-        </w:rPr>
-        <w:t xml:space="preserve">Anisa </w:t>
-      </w:r>
-      <w:proofErr w:type="spellStart"/>
-      <w:r>
-        <w:rPr>
-          <w:rFonts w:ascii="Arial" w:hAnsi="Arial"/>
-          <w:b/>
-          <w:sz w:val="22"/>
-          <w:szCs w:val="22"/>
-          <w:lang w:val="en-DE"/>
-        </w:rPr>
-        <w:t>Domi</w:t>
-      </w:r>
-      <w:proofErr w:type="spellEnd"/>
-      <w:r>
-        <w:rPr>
-          <w:rFonts w:ascii="Arial" w:hAnsi="Arial"/>
-          <w:b/>
-          <w:sz w:val="22"/>
-          <w:szCs w:val="22"/>
-          <w:lang w:val="en-DE"/>
-        </w:rPr>
-        <w:t xml:space="preserve">- </w:t>
-      </w:r>
-      <w:r>
-        <w:rPr>
-          <w:rFonts w:ascii="Arial" w:hAnsi="Arial"/>
-          <w:sz w:val="22"/>
-          <w:szCs w:val="22"/>
-          <w:lang w:val="en-DE"/>
-        </w:rPr>
-        <w:t>Creating state diagram for tenant.</w:t>
-      </w:r>
-    </w:p>
-    <w:p>
-      <w:pPr>
-        <w:rPr>
-          <w:rFonts w:ascii="Arial" w:hAnsi="Arial"/>
-          <w:sz w:val="22"/>
-          <w:szCs w:val="22"/>
-          <w:lang w:val="en-DE"/>
-        </w:rPr>
-      </w:pPr>
-      <w:proofErr w:type="spellStart"/>
-      <w:r>
-        <w:rPr>
-          <w:rFonts w:ascii="Arial" w:hAnsi="Arial"/>
-          <w:b/>
-          <w:sz w:val="22"/>
-          <w:szCs w:val="22"/>
-          <w:lang w:val="en-DE"/>
-        </w:rPr>
-        <w:t>Haidi</w:t>
-      </w:r>
-      <w:proofErr w:type="spellEnd"/>
-      <w:r>
-        <w:rPr>
-          <w:rFonts w:ascii="Arial" w:hAnsi="Arial"/>
-          <w:b/>
-          <w:sz w:val="22"/>
-          <w:szCs w:val="22"/>
-          <w:lang w:val="en-DE"/>
-        </w:rPr>
-        <w:t xml:space="preserve"> Toto- </w:t>
-      </w:r>
-      <w:r>
-        <w:rPr>
-          <w:rFonts w:ascii="Arial" w:hAnsi="Arial"/>
-          <w:sz w:val="22"/>
-          <w:szCs w:val="22"/>
-          <w:lang w:val="en-DE"/>
-        </w:rPr>
-        <w:t>Creating state diagram for property owner.</w:t>
-      </w:r>
-    </w:p>
-    <w:p>
-      <w:pPr>
-        <w:rPr>
-          <w:rFonts w:ascii="Arial" w:hAnsi="Arial"/>
-          <w:sz w:val="22"/>
-          <w:szCs w:val="22"/>
-          <w:lang w:val="en-DE"/>
-        </w:rPr>
-      </w:pPr>
-      <w:r>
-        <w:rPr>
-          <w:rFonts w:ascii="Arial" w:hAnsi="Arial"/>
-          <w:b/>
-          <w:sz w:val="22"/>
-          <w:szCs w:val="22"/>
-          <w:lang w:val="en-DE"/>
-        </w:rPr>
-        <w:t>Matias Bali-</w:t>
-      </w:r>
-      <w:r>
-        <w:rPr>
-          <w:rFonts w:ascii="Arial" w:hAnsi="Arial"/>
-          <w:sz w:val="22"/>
-          <w:szCs w:val="22"/>
-          <w:lang w:val="en-DE"/>
-        </w:rPr>
-        <w:t>Creating state diagram for manager.</w:t>
-      </w:r>
-    </w:p>
-    <w:p>
-      <w:pPr>
-        <w:rPr>
-          <w:rFonts w:ascii="Arial" w:hAnsi="Arial"/>
-          <w:sz w:val="22"/>
-          <w:szCs w:val="22"/>
-          <w:lang w:val="en-DE"/>
-        </w:rPr>
-      </w:pPr>
-      <w:proofErr w:type="spellStart"/>
-      <w:r>
-        <w:rPr>
-          <w:rFonts w:ascii="Arial" w:hAnsi="Arial" w:cs="Arial"/>
-          <w:b/>
-          <w:sz w:val="22"/>
-          <w:szCs w:val="22"/>
-          <w:lang w:val="en-DE"/>
-        </w:rPr>
-        <w:t>Ornelt</w:t>
-      </w:r>
-      <w:proofErr w:type="spellEnd"/>
-      <w:r>
-        <w:rPr>
-          <w:rFonts w:ascii="Arial" w:hAnsi="Arial" w:cs="Arial"/>
-          <w:b/>
-          <w:sz w:val="22"/>
-          <w:szCs w:val="22"/>
-          <w:lang w:val="en-DE"/>
-        </w:rPr>
-        <w:t xml:space="preserve"> </w:t>
-      </w:r>
-      <w:proofErr w:type="spellStart"/>
-      <w:r>
-        <w:rPr>
-          <w:rFonts w:ascii="Arial" w:hAnsi="Arial" w:cs="Arial"/>
-          <w:b/>
-          <w:sz w:val="22"/>
-          <w:szCs w:val="22"/>
-          <w:lang w:val="en-DE"/>
-        </w:rPr>
-        <w:t>Lemellari</w:t>
-      </w:r>
-      <w:proofErr w:type="spellEnd"/>
-      <w:r>
-        <w:rPr>
-          <w:rFonts w:ascii="Arial" w:hAnsi="Arial" w:cs="Arial"/>
-          <w:b/>
-          <w:sz w:val="22"/>
-          <w:szCs w:val="22"/>
-          <w:lang w:val="en-DE"/>
-        </w:rPr>
-        <w:t>-</w:t>
-      </w:r>
-      <w:r>
-        <w:rPr>
-          <w:b/>
-          <w:sz w:val="22"/>
-          <w:szCs w:val="22"/>
-          <w:lang w:val="en-DE"/>
-        </w:rPr>
-        <w:t xml:space="preserve"> </w:t>
-      </w:r>
-      <w:r>
-        <w:rPr>
-          <w:rFonts w:ascii="Arial" w:hAnsi="Arial"/>
-          <w:sz w:val="22"/>
-          <w:szCs w:val="22"/>
-          <w:lang w:val="en-DE"/>
-        </w:rPr>
-        <w:t>Creating state diagram for financier.</w:t>
-      </w:r>
-    </w:p>
-    <w:p>
-      <w:pPr>
-        <w:rPr>
-          <w:rFonts w:ascii="Arial" w:hAnsi="Arial"/>
-          <w:sz w:val="22"/>
-          <w:szCs w:val="22"/>
-          <w:lang w:val="en-DE"/>
-        </w:rPr>
-      </w:pPr>
-      <w:proofErr w:type="spellStart"/>
-      <w:r>
-        <w:rPr>
-          <w:rFonts w:ascii="Arial" w:hAnsi="Arial" w:cs="Arial"/>
-          <w:b/>
-          <w:sz w:val="22"/>
-          <w:szCs w:val="22"/>
-          <w:lang w:val="en-DE"/>
-        </w:rPr>
-        <w:t>Ledio</w:t>
-      </w:r>
-      <w:proofErr w:type="spellEnd"/>
-      <w:r>
-        <w:rPr>
-          <w:rFonts w:ascii="Arial" w:hAnsi="Arial" w:cs="Arial"/>
-          <w:b/>
-          <w:sz w:val="22"/>
-          <w:szCs w:val="22"/>
-          <w:lang w:val="en-DE"/>
-        </w:rPr>
-        <w:t xml:space="preserve"> </w:t>
-      </w:r>
-      <w:proofErr w:type="spellStart"/>
-      <w:r>
-        <w:rPr>
-          <w:rFonts w:ascii="Arial" w:hAnsi="Arial" w:cs="Arial"/>
-          <w:b/>
-          <w:sz w:val="22"/>
-          <w:szCs w:val="22"/>
-          <w:lang w:val="en-DE"/>
-        </w:rPr>
-        <w:t>Tafciu</w:t>
-      </w:r>
-      <w:proofErr w:type="spellEnd"/>
-      <w:r>
-        <w:rPr>
-          <w:rFonts w:ascii="Arial" w:hAnsi="Arial" w:cs="Arial"/>
-          <w:b/>
-          <w:sz w:val="22"/>
-          <w:szCs w:val="22"/>
-          <w:lang w:val="en-DE"/>
-        </w:rPr>
-        <w:t>-</w:t>
-      </w:r>
-      <w:r>
-        <w:rPr>
-          <w:b/>
-          <w:sz w:val="22"/>
-          <w:szCs w:val="22"/>
-          <w:lang w:val="en-DE"/>
-        </w:rPr>
-        <w:t xml:space="preserve"> </w:t>
-      </w:r>
-      <w:r>
-        <w:rPr>
-          <w:rFonts w:ascii="Arial" w:hAnsi="Arial"/>
-          <w:sz w:val="22"/>
-          <w:szCs w:val="22"/>
-          <w:lang w:val="en-DE"/>
-        </w:rPr>
-        <w:t>Creating state diagram for administrator.</w:t>
-      </w:r>
-    </w:p>
-    <w:p>
-      <w:pPr>
-        <w:rPr>
-          <w:rFonts w:ascii="Arial" w:hAnsi="Arial"/>
-          <w:sz w:val="22"/>
-          <w:szCs w:val="22"/>
-          <w:lang w:val="en-DE"/>
-        </w:rPr>
-      </w:pPr>
-      <w:proofErr w:type="spellStart"/>
-      <w:r>
-        <w:rPr>
-          <w:rFonts w:ascii="Arial" w:hAnsi="Arial" w:cs="Arial"/>
-          <w:b/>
-          <w:sz w:val="22"/>
-          <w:szCs w:val="22"/>
-          <w:lang w:val="en-DE"/>
-        </w:rPr>
-        <w:t>Desard</w:t>
-      </w:r>
-      <w:proofErr w:type="spellEnd"/>
-      <w:r>
-        <w:rPr>
-          <w:rFonts w:ascii="Arial" w:hAnsi="Arial" w:cs="Arial"/>
-          <w:b/>
-          <w:sz w:val="22"/>
-          <w:szCs w:val="22"/>
-          <w:lang w:val="en-DE"/>
-        </w:rPr>
-        <w:t xml:space="preserve"> </w:t>
-      </w:r>
-      <w:proofErr w:type="spellStart"/>
-      <w:r>
-        <w:rPr>
-          <w:rFonts w:ascii="Arial" w:hAnsi="Arial" w:cs="Arial"/>
-          <w:b/>
-          <w:sz w:val="22"/>
-          <w:szCs w:val="22"/>
-          <w:lang w:val="en-DE"/>
-        </w:rPr>
-        <w:t>Lybeshari</w:t>
-      </w:r>
-      <w:proofErr w:type="spellEnd"/>
-      <w:r>
-        <w:rPr>
-          <w:b/>
-          <w:sz w:val="22"/>
-          <w:szCs w:val="22"/>
-          <w:lang w:val="en-DE"/>
-        </w:rPr>
-        <w:t xml:space="preserve">- </w:t>
-      </w:r>
-      <w:r>
-        <w:rPr>
-          <w:rFonts w:ascii="Arial" w:hAnsi="Arial"/>
-          <w:sz w:val="22"/>
-          <w:szCs w:val="22"/>
-          <w:lang w:val="en-DE"/>
-        </w:rPr>
-        <w:t>Creating state diagram for HR.</w:t>
-      </w:r>
-    </w:p>
-    <w:p>
-      <w:pPr>
-        <w:rPr>
-          <w:rFonts w:ascii="Arial" w:hAnsi="Arial"/>
-          <w:sz w:val="22"/>
-          <w:szCs w:val="22"/>
-          <w:lang w:val="en-DE"/>
-        </w:rPr>
-      </w:pPr>
-    </w:p>
-    <w:p>
-      <w:pPr>
-        <w:rPr>
-          <w:rFonts w:ascii="Arial" w:hAnsi="Arial"/>
-          <w:sz w:val="22"/>
-          <w:lang w:val="en-DE"/>
-        </w:rPr>
-      </w:pPr>
-    </w:p>
-    <w:p>
-      <w:pPr>
-        <w:rPr>
-          <w:rFonts w:ascii="Arial" w:hAnsi="Arial"/>
-          <w:b/>
-          <w:sz w:val="22"/>
-          <w:u w:val="single"/>
-          <w:lang w:val="en-DE"/>
-        </w:rPr>
-      </w:pPr>
-      <w:r>
-        <w:rPr>
-          <w:rFonts w:ascii="Arial" w:hAnsi="Arial"/>
-          <w:b/>
-          <w:sz w:val="22"/>
-          <w:u w:val="single"/>
-        </w:rPr>
-        <w:t>Time, Place, and Agenda for Next Meeting:</w:t>
-      </w:r>
-      <w:r>
-        <w:rPr>
-          <w:rFonts w:ascii="Arial" w:hAnsi="Arial"/>
-          <w:b/>
-          <w:sz w:val="22"/>
-          <w:u w:val="single"/>
-          <w:lang w:val="en-DE"/>
-        </w:rPr>
-        <w:t xml:space="preserve"> </w:t>
-      </w:r>
-    </w:p>
-    <w:p>
-      <w:pPr>
-        <w:rPr>
-          <w:rFonts w:ascii="Arial" w:hAnsi="Arial"/>
-          <w:sz w:val="22"/>
-          <w:lang w:val="en-DE"/>
-        </w:rPr>
-      </w:pPr>
-    </w:p>
-    <w:p>
-      <w:pPr>
-        <w:rPr>
-          <w:rFonts w:ascii="Arial" w:hAnsi="Arial"/>
-          <w:sz w:val="22"/>
-          <w:lang w:val="en-DE"/>
-        </w:rPr>
-      </w:pPr>
-      <w:r>
-        <w:rPr>
-          <w:rFonts w:ascii="Arial" w:hAnsi="Arial"/>
-          <w:sz w:val="22"/>
-          <w:lang w:val="en-DE"/>
-        </w:rPr>
-        <w:t>8</w:t>
-      </w:r>
-      <w:r>
-        <w:rPr>
-          <w:rFonts w:ascii="Arial" w:hAnsi="Arial"/>
-          <w:sz w:val="22"/>
-          <w:lang w:val="en-DE"/>
-        </w:rPr>
-        <w:t>/0</w:t>
-      </w:r>
-      <w:r>
-        <w:rPr>
-          <w:rFonts w:ascii="Arial" w:hAnsi="Arial"/>
-          <w:sz w:val="22"/>
-          <w:lang w:val="en-DE"/>
-        </w:rPr>
-        <w:t>4</w:t>
-      </w:r>
-      <w:r>
-        <w:rPr>
-          <w:rFonts w:ascii="Arial" w:hAnsi="Arial"/>
-          <w:sz w:val="22"/>
-          <w:lang w:val="en-DE"/>
-        </w:rPr>
-        <w:t>/2026,</w:t>
-      </w:r>
-      <w:r>
-        <w:rPr>
-          <w:rFonts w:ascii="Arial" w:hAnsi="Arial"/>
-          <w:sz w:val="22"/>
-          <w:lang w:val="en-DE"/>
-        </w:rPr>
-        <w:t xml:space="preserve"> </w:t>
-      </w:r>
-      <w:r>
-        <w:rPr>
-          <w:rFonts w:ascii="Arial" w:hAnsi="Arial"/>
-          <w:sz w:val="22"/>
-          <w:lang w:val="en-DE"/>
-        </w:rPr>
-        <w:t>1</w:t>
-      </w:r>
-      <w:r>
-        <w:rPr>
-          <w:rFonts w:ascii="Arial" w:hAnsi="Arial"/>
-          <w:sz w:val="22"/>
-          <w:lang w:val="en-DE"/>
-        </w:rPr>
-        <w:t>0</w:t>
-      </w:r>
-      <w:r>
-        <w:rPr>
-          <w:rFonts w:ascii="Arial" w:hAnsi="Arial"/>
-          <w:sz w:val="22"/>
-          <w:lang w:val="en-DE"/>
-        </w:rPr>
-        <w:t>:</w:t>
-      </w:r>
-      <w:r>
-        <w:rPr>
-          <w:rFonts w:ascii="Arial" w:hAnsi="Arial"/>
-          <w:sz w:val="22"/>
-          <w:lang w:val="en-DE"/>
-        </w:rPr>
-        <w:t>0</w:t>
-      </w:r>
-      <w:r>
-        <w:rPr>
-          <w:rFonts w:ascii="Arial" w:hAnsi="Arial"/>
-          <w:sz w:val="22"/>
-          <w:lang w:val="en-DE"/>
-        </w:rPr>
-        <w:t xml:space="preserve">0, </w:t>
-      </w:r>
-      <w:r>
-        <w:rPr>
-          <w:rFonts w:ascii="Arial" w:hAnsi="Arial"/>
-          <w:sz w:val="22"/>
-          <w:lang w:val="en-DE"/>
-        </w:rPr>
-        <w:t xml:space="preserve"> </w:t>
-      </w:r>
-      <w:proofErr w:type="spellStart"/>
-      <w:r>
-        <w:rPr>
-          <w:rFonts w:ascii="Arial" w:hAnsi="Arial"/>
-          <w:sz w:val="22"/>
-          <w:lang w:val="en-DE"/>
-        </w:rPr>
-        <w:t>Epoka</w:t>
-      </w:r>
-      <w:proofErr w:type="spellEnd"/>
-      <w:r>
-        <w:rPr>
-          <w:rFonts w:ascii="Arial" w:hAnsi="Arial"/>
-          <w:sz w:val="22"/>
-          <w:lang w:val="en-DE"/>
-        </w:rPr>
-        <w:t xml:space="preserve"> </w:t>
-      </w:r>
-      <w:r>
-        <w:rPr>
-          <w:rFonts w:ascii="Arial" w:hAnsi="Arial"/>
-          <w:sz w:val="22"/>
-          <w:lang w:val="en-DE"/>
-        </w:rPr>
-        <w:t>University</w:t>
-      </w:r>
-      <w:r>
-        <w:rPr>
-          <w:rFonts w:ascii="Arial" w:hAnsi="Arial"/>
-          <w:sz w:val="22"/>
-          <w:lang w:val="en-DE"/>
-        </w:rPr>
-        <w:t>.</w:t>
+        <w:t>,</w:t>
+      </w:r>
+      <w:r>
+        <w:rPr>
+          <w:rFonts w:ascii="Arial" w:hAnsi="Arial"/>
+          <w:sz w:val="22"/>
+          <w:lang w:val="en-DE"/>
+        </w:rPr>
+        <w:t xml:space="preserve"> C</w:t>
       </w:r>
       <w:bookmarkStart w:id="0" w:name="_GoBack"/>
       <w:bookmarkEnd w:id="0"/>
+      <w:r>
+        <w:rPr>
+          <w:rFonts w:ascii="Arial" w:hAnsi="Arial"/>
+          <w:sz w:val="22"/>
+          <w:lang w:val="en-DE"/>
+        </w:rPr>
+        <w:t>onnecting all entities in ERD, creating User, Notification entities on ERD.</w:t>
+      </w:r>
+    </w:p>
+    <w:p>
+      <w:pPr>
+        <w:rPr>
+          <w:rFonts w:ascii="Arial" w:hAnsi="Arial"/>
+          <w:sz w:val="22"/>
+          <w:lang w:val="en-DE"/>
+        </w:rPr>
+      </w:pPr>
+    </w:p>
+    <w:p>
+      <w:pPr>
+        <w:rPr>
+          <w:rFonts w:ascii="Arial" w:hAnsi="Arial"/>
+          <w:sz w:val="22"/>
+          <w:szCs w:val="22"/>
+          <w:lang w:val="en-DE"/>
+        </w:rPr>
+      </w:pPr>
+      <w:r>
+        <w:rPr>
+          <w:rFonts w:ascii="Arial" w:hAnsi="Arial"/>
+          <w:b/>
+          <w:sz w:val="22"/>
+          <w:szCs w:val="22"/>
+          <w:lang w:val="en-DE"/>
+        </w:rPr>
+        <w:t xml:space="preserve">Anisa </w:t>
+      </w:r>
+      <w:proofErr w:type="spellStart"/>
+      <w:r>
+        <w:rPr>
+          <w:rFonts w:ascii="Arial" w:hAnsi="Arial"/>
+          <w:b/>
+          <w:sz w:val="22"/>
+          <w:szCs w:val="22"/>
+          <w:lang w:val="en-DE"/>
+        </w:rPr>
+        <w:t>Domi</w:t>
+      </w:r>
+      <w:proofErr w:type="spellEnd"/>
+      <w:r>
+        <w:rPr>
+          <w:rFonts w:ascii="Arial" w:hAnsi="Arial"/>
+          <w:b/>
+          <w:sz w:val="22"/>
+          <w:szCs w:val="22"/>
+          <w:lang w:val="en-DE"/>
+        </w:rPr>
+        <w:t xml:space="preserve">- </w:t>
+      </w:r>
+      <w:r>
+        <w:rPr>
+          <w:rFonts w:ascii="Arial" w:hAnsi="Arial"/>
+          <w:sz w:val="22"/>
+          <w:szCs w:val="22"/>
+          <w:lang w:val="en-DE"/>
+        </w:rPr>
+        <w:t>Creating state diagram for tenant.</w:t>
+      </w:r>
+      <w:r>
+        <w:rPr>
+          <w:rFonts w:ascii="Arial" w:hAnsi="Arial"/>
+          <w:sz w:val="22"/>
+          <w:szCs w:val="22"/>
+          <w:lang w:val="en-DE"/>
+        </w:rPr>
+        <w:t xml:space="preserve"> Creating Property, </w:t>
+      </w:r>
+      <w:proofErr w:type="spellStart"/>
+      <w:r>
+        <w:rPr>
+          <w:rFonts w:ascii="Arial" w:hAnsi="Arial"/>
+          <w:sz w:val="22"/>
+          <w:szCs w:val="22"/>
+          <w:lang w:val="en-DE"/>
+        </w:rPr>
+        <w:t>PropertyImage</w:t>
+      </w:r>
+      <w:proofErr w:type="spellEnd"/>
+      <w:r>
+        <w:rPr>
+          <w:rFonts w:ascii="Arial" w:hAnsi="Arial"/>
+          <w:sz w:val="22"/>
+          <w:szCs w:val="22"/>
+          <w:lang w:val="en-DE"/>
+        </w:rPr>
+        <w:t xml:space="preserve"> entities on ERD.</w:t>
+      </w:r>
+    </w:p>
+    <w:p>
+      <w:pPr>
+        <w:rPr>
+          <w:rFonts w:ascii="Arial" w:hAnsi="Arial"/>
+          <w:sz w:val="22"/>
+          <w:szCs w:val="22"/>
+          <w:lang w:val="en-DE"/>
+        </w:rPr>
+      </w:pPr>
+    </w:p>
+    <w:p>
+      <w:pPr>
+        <w:rPr>
+          <w:rFonts w:ascii="Arial" w:hAnsi="Arial"/>
+          <w:sz w:val="22"/>
+          <w:szCs w:val="22"/>
+          <w:lang w:val="en-DE"/>
+        </w:rPr>
+      </w:pPr>
+      <w:proofErr w:type="spellStart"/>
+      <w:r>
+        <w:rPr>
+          <w:rFonts w:ascii="Arial" w:hAnsi="Arial"/>
+          <w:b/>
+          <w:sz w:val="22"/>
+          <w:szCs w:val="22"/>
+          <w:lang w:val="en-DE"/>
+        </w:rPr>
+        <w:t>Haidi</w:t>
+      </w:r>
+      <w:proofErr w:type="spellEnd"/>
+      <w:r>
+        <w:rPr>
+          <w:rFonts w:ascii="Arial" w:hAnsi="Arial"/>
+          <w:b/>
+          <w:sz w:val="22"/>
+          <w:szCs w:val="22"/>
+          <w:lang w:val="en-DE"/>
+        </w:rPr>
+        <w:t xml:space="preserve"> Toto- </w:t>
+      </w:r>
+      <w:r>
+        <w:rPr>
+          <w:rFonts w:ascii="Arial" w:hAnsi="Arial"/>
+          <w:sz w:val="22"/>
+          <w:szCs w:val="22"/>
+          <w:lang w:val="en-DE"/>
+        </w:rPr>
+        <w:t>Creating state diagram for property owner.</w:t>
+      </w:r>
+      <w:r>
+        <w:rPr>
+          <w:rFonts w:ascii="Arial" w:hAnsi="Arial"/>
+          <w:sz w:val="22"/>
+          <w:szCs w:val="22"/>
+          <w:lang w:val="en-DE"/>
+        </w:rPr>
+        <w:t xml:space="preserve"> Creating Booking, Review, </w:t>
+      </w:r>
+      <w:proofErr w:type="spellStart"/>
+      <w:r>
+        <w:rPr>
+          <w:rFonts w:ascii="Arial" w:hAnsi="Arial"/>
+          <w:sz w:val="22"/>
+          <w:szCs w:val="22"/>
+          <w:lang w:val="en-DE"/>
+        </w:rPr>
+        <w:t>RentalRequest</w:t>
+      </w:r>
+      <w:proofErr w:type="spellEnd"/>
+      <w:r>
+        <w:rPr>
+          <w:rFonts w:ascii="Arial" w:hAnsi="Arial"/>
+          <w:sz w:val="22"/>
+          <w:szCs w:val="22"/>
+          <w:lang w:val="en-DE"/>
+        </w:rPr>
+        <w:t xml:space="preserve"> entities on ERD.</w:t>
+      </w:r>
+    </w:p>
+    <w:p>
+      <w:pPr>
+        <w:rPr>
+          <w:rFonts w:ascii="Arial" w:hAnsi="Arial"/>
+          <w:b/>
+          <w:sz w:val="22"/>
+          <w:szCs w:val="22"/>
+          <w:lang w:val="en-DE"/>
+        </w:rPr>
+      </w:pPr>
+    </w:p>
+    <w:p>
+      <w:pPr>
+        <w:rPr>
+          <w:rFonts w:ascii="Arial" w:hAnsi="Arial"/>
+          <w:sz w:val="22"/>
+          <w:szCs w:val="22"/>
+          <w:lang w:val="en-DE"/>
+        </w:rPr>
+      </w:pPr>
+      <w:r>
+        <w:rPr>
+          <w:rFonts w:ascii="Arial" w:hAnsi="Arial"/>
+          <w:b/>
+          <w:sz w:val="22"/>
+          <w:szCs w:val="22"/>
+          <w:lang w:val="en-DE"/>
+        </w:rPr>
+        <w:t>Matias Bali-</w:t>
+      </w:r>
+      <w:r>
+        <w:rPr>
+          <w:rFonts w:ascii="Arial" w:hAnsi="Arial"/>
+          <w:sz w:val="22"/>
+          <w:szCs w:val="22"/>
+          <w:lang w:val="en-DE"/>
+        </w:rPr>
+        <w:t>Creating state diagram for manager.</w:t>
+      </w:r>
+      <w:r>
+        <w:rPr>
+          <w:rFonts w:ascii="Arial" w:hAnsi="Arial"/>
+          <w:sz w:val="22"/>
+          <w:szCs w:val="22"/>
+          <w:lang w:val="en-DE"/>
+        </w:rPr>
+        <w:t xml:space="preserve"> Creating Payment, Refund entities on ERD.</w:t>
+      </w:r>
+    </w:p>
+    <w:p>
+      <w:pPr>
+        <w:rPr>
+          <w:rFonts w:ascii="Arial" w:hAnsi="Arial" w:cs="Arial"/>
+          <w:b/>
+          <w:sz w:val="22"/>
+          <w:szCs w:val="22"/>
+          <w:lang w:val="en-DE"/>
+        </w:rPr>
+      </w:pPr>
+    </w:p>
+    <w:p>
+      <w:pPr>
+        <w:rPr>
+          <w:rFonts w:ascii="Arial" w:hAnsi="Arial"/>
+          <w:sz w:val="22"/>
+          <w:szCs w:val="22"/>
+          <w:lang w:val="en-DE"/>
+        </w:rPr>
+      </w:pPr>
+      <w:proofErr w:type="spellStart"/>
+      <w:r>
+        <w:rPr>
+          <w:rFonts w:ascii="Arial" w:hAnsi="Arial" w:cs="Arial"/>
+          <w:b/>
+          <w:sz w:val="22"/>
+          <w:szCs w:val="22"/>
+          <w:lang w:val="en-DE"/>
+        </w:rPr>
+        <w:t>Ornelt</w:t>
+      </w:r>
+      <w:proofErr w:type="spellEnd"/>
+      <w:r>
+        <w:rPr>
+          <w:rFonts w:ascii="Arial" w:hAnsi="Arial" w:cs="Arial"/>
+          <w:b/>
+          <w:sz w:val="22"/>
+          <w:szCs w:val="22"/>
+          <w:lang w:val="en-DE"/>
+        </w:rPr>
+        <w:t xml:space="preserve"> </w:t>
+      </w:r>
+      <w:proofErr w:type="spellStart"/>
+      <w:r>
+        <w:rPr>
+          <w:rFonts w:ascii="Arial" w:hAnsi="Arial" w:cs="Arial"/>
+          <w:b/>
+          <w:sz w:val="22"/>
+          <w:szCs w:val="22"/>
+          <w:lang w:val="en-DE"/>
+        </w:rPr>
+        <w:t>Lemellari</w:t>
+      </w:r>
+      <w:proofErr w:type="spellEnd"/>
+      <w:r>
+        <w:rPr>
+          <w:rFonts w:ascii="Arial" w:hAnsi="Arial" w:cs="Arial"/>
+          <w:b/>
+          <w:sz w:val="22"/>
+          <w:szCs w:val="22"/>
+          <w:lang w:val="en-DE"/>
+        </w:rPr>
+        <w:t>-</w:t>
+      </w:r>
+      <w:r>
+        <w:rPr>
+          <w:b/>
+          <w:sz w:val="22"/>
+          <w:szCs w:val="22"/>
+          <w:lang w:val="en-DE"/>
+        </w:rPr>
+        <w:t xml:space="preserve"> </w:t>
+      </w:r>
+      <w:r>
+        <w:rPr>
+          <w:rFonts w:ascii="Arial" w:hAnsi="Arial"/>
+          <w:sz w:val="22"/>
+          <w:szCs w:val="22"/>
+          <w:lang w:val="en-DE"/>
+        </w:rPr>
+        <w:t xml:space="preserve">Creating state diagram for </w:t>
+      </w:r>
+      <w:proofErr w:type="gramStart"/>
+      <w:r>
+        <w:rPr>
+          <w:rFonts w:ascii="Arial" w:hAnsi="Arial"/>
+          <w:sz w:val="22"/>
+          <w:szCs w:val="22"/>
+          <w:lang w:val="en-DE"/>
+        </w:rPr>
+        <w:t>financier.</w:t>
+      </w:r>
+      <w:r>
+        <w:rPr>
+          <w:rFonts w:ascii="Arial" w:hAnsi="Arial"/>
+          <w:sz w:val="22"/>
+          <w:szCs w:val="22"/>
+          <w:lang w:val="en-DE"/>
+        </w:rPr>
+        <w:t>Creating</w:t>
+      </w:r>
+      <w:proofErr w:type="gramEnd"/>
+      <w:r>
+        <w:rPr>
+          <w:rFonts w:ascii="Arial" w:hAnsi="Arial"/>
+          <w:sz w:val="22"/>
+          <w:szCs w:val="22"/>
+          <w:lang w:val="en-DE"/>
+        </w:rPr>
+        <w:t xml:space="preserve"> Complaint, </w:t>
+      </w:r>
+      <w:proofErr w:type="spellStart"/>
+      <w:r>
+        <w:rPr>
+          <w:rFonts w:ascii="Arial" w:hAnsi="Arial"/>
+          <w:sz w:val="22"/>
+          <w:szCs w:val="22"/>
+          <w:lang w:val="en-DE"/>
+        </w:rPr>
+        <w:t>IssueResolution</w:t>
+      </w:r>
+      <w:proofErr w:type="spellEnd"/>
+      <w:r>
+        <w:rPr>
+          <w:rFonts w:ascii="Arial" w:hAnsi="Arial"/>
+          <w:sz w:val="22"/>
+          <w:szCs w:val="22"/>
+          <w:lang w:val="en-DE"/>
+        </w:rPr>
+        <w:t xml:space="preserve"> entities on ERD.</w:t>
+      </w:r>
+    </w:p>
+    <w:p>
+      <w:pPr>
+        <w:rPr>
+          <w:rFonts w:ascii="Arial" w:hAnsi="Arial" w:cs="Arial"/>
+          <w:b/>
+          <w:sz w:val="22"/>
+          <w:szCs w:val="22"/>
+          <w:lang w:val="en-DE"/>
+        </w:rPr>
+      </w:pPr>
+    </w:p>
+    <w:p>
+      <w:pPr>
+        <w:rPr>
+          <w:rFonts w:ascii="Arial" w:hAnsi="Arial"/>
+          <w:sz w:val="22"/>
+          <w:szCs w:val="22"/>
+          <w:lang w:val="en-DE"/>
+        </w:rPr>
+      </w:pPr>
+      <w:proofErr w:type="spellStart"/>
+      <w:r>
+        <w:rPr>
+          <w:rFonts w:ascii="Arial" w:hAnsi="Arial" w:cs="Arial"/>
+          <w:b/>
+          <w:sz w:val="22"/>
+          <w:szCs w:val="22"/>
+          <w:lang w:val="en-DE"/>
+        </w:rPr>
+        <w:t>Ledio</w:t>
+      </w:r>
+      <w:proofErr w:type="spellEnd"/>
+      <w:r>
+        <w:rPr>
+          <w:rFonts w:ascii="Arial" w:hAnsi="Arial" w:cs="Arial"/>
+          <w:b/>
+          <w:sz w:val="22"/>
+          <w:szCs w:val="22"/>
+          <w:lang w:val="en-DE"/>
+        </w:rPr>
+        <w:t xml:space="preserve"> </w:t>
+      </w:r>
+      <w:proofErr w:type="spellStart"/>
+      <w:r>
+        <w:rPr>
+          <w:rFonts w:ascii="Arial" w:hAnsi="Arial" w:cs="Arial"/>
+          <w:b/>
+          <w:sz w:val="22"/>
+          <w:szCs w:val="22"/>
+          <w:lang w:val="en-DE"/>
+        </w:rPr>
+        <w:t>Tafciu</w:t>
+      </w:r>
+      <w:proofErr w:type="spellEnd"/>
+      <w:r>
+        <w:rPr>
+          <w:rFonts w:ascii="Arial" w:hAnsi="Arial" w:cs="Arial"/>
+          <w:b/>
+          <w:sz w:val="22"/>
+          <w:szCs w:val="22"/>
+          <w:lang w:val="en-DE"/>
+        </w:rPr>
+        <w:t>-</w:t>
+      </w:r>
+      <w:r>
+        <w:rPr>
+          <w:b/>
+          <w:sz w:val="22"/>
+          <w:szCs w:val="22"/>
+          <w:lang w:val="en-DE"/>
+        </w:rPr>
+        <w:t xml:space="preserve"> </w:t>
+      </w:r>
+      <w:r>
+        <w:rPr>
+          <w:rFonts w:ascii="Arial" w:hAnsi="Arial"/>
+          <w:sz w:val="22"/>
+          <w:szCs w:val="22"/>
+          <w:lang w:val="en-DE"/>
+        </w:rPr>
+        <w:t xml:space="preserve">Creating state diagram for </w:t>
+      </w:r>
+      <w:proofErr w:type="gramStart"/>
+      <w:r>
+        <w:rPr>
+          <w:rFonts w:ascii="Arial" w:hAnsi="Arial"/>
+          <w:sz w:val="22"/>
+          <w:szCs w:val="22"/>
+          <w:lang w:val="en-DE"/>
+        </w:rPr>
+        <w:t>administrator.</w:t>
+      </w:r>
+      <w:r>
+        <w:rPr>
+          <w:rFonts w:ascii="Arial" w:hAnsi="Arial"/>
+          <w:sz w:val="22"/>
+          <w:szCs w:val="22"/>
+          <w:lang w:val="en-DE"/>
+        </w:rPr>
+        <w:t>Creating</w:t>
+      </w:r>
+      <w:proofErr w:type="gramEnd"/>
+      <w:r>
+        <w:rPr>
+          <w:rFonts w:ascii="Arial" w:hAnsi="Arial"/>
+          <w:sz w:val="22"/>
+          <w:szCs w:val="22"/>
+          <w:lang w:val="en-DE"/>
+        </w:rPr>
+        <w:t xml:space="preserve"> Message, Conversation, Role entities on ERD.</w:t>
+      </w:r>
+    </w:p>
+    <w:p>
+      <w:pPr>
+        <w:rPr>
+          <w:rFonts w:ascii="Arial" w:hAnsi="Arial" w:cs="Arial"/>
+          <w:b/>
+          <w:sz w:val="22"/>
+          <w:szCs w:val="22"/>
+          <w:lang w:val="en-DE"/>
+        </w:rPr>
+      </w:pPr>
+    </w:p>
+    <w:p>
+      <w:pPr>
+        <w:rPr>
+          <w:rFonts w:ascii="Arial" w:hAnsi="Arial"/>
+          <w:sz w:val="22"/>
+          <w:szCs w:val="22"/>
+          <w:lang w:val="en-DE"/>
+        </w:rPr>
+      </w:pPr>
+      <w:proofErr w:type="spellStart"/>
+      <w:r>
+        <w:rPr>
+          <w:rFonts w:ascii="Arial" w:hAnsi="Arial" w:cs="Arial"/>
+          <w:b/>
+          <w:sz w:val="22"/>
+          <w:szCs w:val="22"/>
+          <w:lang w:val="en-DE"/>
+        </w:rPr>
+        <w:t>Desard</w:t>
+      </w:r>
+      <w:proofErr w:type="spellEnd"/>
+      <w:r>
+        <w:rPr>
+          <w:rFonts w:ascii="Arial" w:hAnsi="Arial" w:cs="Arial"/>
+          <w:b/>
+          <w:sz w:val="22"/>
+          <w:szCs w:val="22"/>
+          <w:lang w:val="en-DE"/>
+        </w:rPr>
+        <w:t xml:space="preserve"> </w:t>
+      </w:r>
+      <w:proofErr w:type="spellStart"/>
+      <w:r>
+        <w:rPr>
+          <w:rFonts w:ascii="Arial" w:hAnsi="Arial" w:cs="Arial"/>
+          <w:b/>
+          <w:sz w:val="22"/>
+          <w:szCs w:val="22"/>
+          <w:lang w:val="en-DE"/>
+        </w:rPr>
+        <w:t>Lybeshari</w:t>
+      </w:r>
+      <w:proofErr w:type="spellEnd"/>
+      <w:r>
+        <w:rPr>
+          <w:b/>
+          <w:sz w:val="22"/>
+          <w:szCs w:val="22"/>
+          <w:lang w:val="en-DE"/>
+        </w:rPr>
+        <w:t xml:space="preserve">- </w:t>
+      </w:r>
+      <w:r>
+        <w:rPr>
+          <w:rFonts w:ascii="Arial" w:hAnsi="Arial"/>
+          <w:sz w:val="22"/>
+          <w:szCs w:val="22"/>
+          <w:lang w:val="en-DE"/>
+        </w:rPr>
+        <w:t>Creating state diagram for HR.</w:t>
+      </w:r>
+      <w:r>
+        <w:rPr>
+          <w:rFonts w:ascii="Arial" w:hAnsi="Arial"/>
+          <w:sz w:val="22"/>
+          <w:szCs w:val="22"/>
+          <w:lang w:val="en-DE"/>
+        </w:rPr>
+        <w:t xml:space="preserve"> Creating Report, Promotion entities on ERD.</w:t>
+      </w:r>
+    </w:p>
+    <w:p>
+      <w:pPr>
+        <w:rPr>
+          <w:rFonts w:ascii="Arial" w:hAnsi="Arial"/>
+          <w:sz w:val="22"/>
+          <w:szCs w:val="22"/>
+          <w:lang w:val="en-DE"/>
+        </w:rPr>
+      </w:pPr>
+    </w:p>
+    <w:p>
+      <w:pPr>
+        <w:rPr>
+          <w:rFonts w:ascii="Arial" w:hAnsi="Arial"/>
+          <w:sz w:val="22"/>
+          <w:lang w:val="en-DE"/>
+        </w:rPr>
+      </w:pPr>
+    </w:p>
+    <w:p>
+      <w:pPr>
+        <w:rPr>
+          <w:rFonts w:ascii="Arial" w:hAnsi="Arial"/>
+          <w:b/>
+          <w:sz w:val="22"/>
+          <w:u w:val="single"/>
+          <w:lang w:val="en-DE"/>
+        </w:rPr>
+      </w:pPr>
+      <w:r>
+        <w:rPr>
+          <w:rFonts w:ascii="Arial" w:hAnsi="Arial"/>
+          <w:b/>
+          <w:sz w:val="22"/>
+          <w:u w:val="single"/>
+        </w:rPr>
+        <w:t>Time, Place, and Agenda for Next Meeting:</w:t>
+      </w:r>
+      <w:r>
+        <w:rPr>
+          <w:rFonts w:ascii="Arial" w:hAnsi="Arial"/>
+          <w:b/>
+          <w:sz w:val="22"/>
+          <w:u w:val="single"/>
+          <w:lang w:val="en-DE"/>
+        </w:rPr>
+        <w:t xml:space="preserve"> </w:t>
+      </w:r>
+    </w:p>
+    <w:p>
+      <w:pPr>
+        <w:rPr>
+          <w:rFonts w:ascii="Arial" w:hAnsi="Arial"/>
+          <w:sz w:val="22"/>
+          <w:lang w:val="en-DE"/>
+        </w:rPr>
+      </w:pPr>
+    </w:p>
+    <w:p>
+      <w:pPr>
+        <w:rPr>
+          <w:rFonts w:ascii="Arial" w:hAnsi="Arial"/>
+          <w:sz w:val="22"/>
+          <w:lang w:val="en-DE"/>
+        </w:rPr>
+      </w:pPr>
+      <w:r>
+        <w:rPr>
+          <w:rFonts w:ascii="Arial" w:hAnsi="Arial"/>
+          <w:sz w:val="22"/>
+          <w:lang w:val="en-DE"/>
+        </w:rPr>
+        <w:t>8</w:t>
+      </w:r>
+      <w:r>
+        <w:rPr>
+          <w:rFonts w:ascii="Arial" w:hAnsi="Arial"/>
+          <w:sz w:val="22"/>
+          <w:lang w:val="en-DE"/>
+        </w:rPr>
+        <w:t>/0</w:t>
+      </w:r>
+      <w:r>
+        <w:rPr>
+          <w:rFonts w:ascii="Arial" w:hAnsi="Arial"/>
+          <w:sz w:val="22"/>
+          <w:lang w:val="en-DE"/>
+        </w:rPr>
+        <w:t>4</w:t>
+      </w:r>
+      <w:r>
+        <w:rPr>
+          <w:rFonts w:ascii="Arial" w:hAnsi="Arial"/>
+          <w:sz w:val="22"/>
+          <w:lang w:val="en-DE"/>
+        </w:rPr>
+        <w:t>/2026,</w:t>
+      </w:r>
+      <w:r>
+        <w:rPr>
+          <w:rFonts w:ascii="Arial" w:hAnsi="Arial"/>
+          <w:sz w:val="22"/>
+          <w:lang w:val="en-DE"/>
+        </w:rPr>
+        <w:t xml:space="preserve"> </w:t>
+      </w:r>
+      <w:r>
+        <w:rPr>
+          <w:rFonts w:ascii="Arial" w:hAnsi="Arial"/>
+          <w:sz w:val="22"/>
+          <w:lang w:val="en-DE"/>
+        </w:rPr>
+        <w:t>1</w:t>
+      </w:r>
+      <w:r>
+        <w:rPr>
+          <w:rFonts w:ascii="Arial" w:hAnsi="Arial"/>
+          <w:sz w:val="22"/>
+          <w:lang w:val="en-DE"/>
+        </w:rPr>
+        <w:t>0</w:t>
+      </w:r>
+      <w:r>
+        <w:rPr>
+          <w:rFonts w:ascii="Arial" w:hAnsi="Arial"/>
+          <w:sz w:val="22"/>
+          <w:lang w:val="en-DE"/>
+        </w:rPr>
+        <w:t>:</w:t>
+      </w:r>
+      <w:r>
+        <w:rPr>
+          <w:rFonts w:ascii="Arial" w:hAnsi="Arial"/>
+          <w:sz w:val="22"/>
+          <w:lang w:val="en-DE"/>
+        </w:rPr>
+        <w:t>0</w:t>
+      </w:r>
+      <w:r>
+        <w:rPr>
+          <w:rFonts w:ascii="Arial" w:hAnsi="Arial"/>
+          <w:sz w:val="22"/>
+          <w:lang w:val="en-DE"/>
+        </w:rPr>
+        <w:t xml:space="preserve">0, </w:t>
+      </w:r>
+      <w:r>
+        <w:rPr>
+          <w:rFonts w:ascii="Arial" w:hAnsi="Arial"/>
+          <w:sz w:val="22"/>
+          <w:lang w:val="en-DE"/>
+        </w:rPr>
+        <w:t xml:space="preserve"> </w:t>
+      </w:r>
+      <w:proofErr w:type="spellStart"/>
+      <w:r>
+        <w:rPr>
+          <w:rFonts w:ascii="Arial" w:hAnsi="Arial"/>
+          <w:sz w:val="22"/>
+          <w:lang w:val="en-DE"/>
+        </w:rPr>
+        <w:t>Epoka</w:t>
+      </w:r>
+      <w:proofErr w:type="spellEnd"/>
+      <w:r>
+        <w:rPr>
+          <w:rFonts w:ascii="Arial" w:hAnsi="Arial"/>
+          <w:sz w:val="22"/>
+          <w:lang w:val="en-DE"/>
+        </w:rPr>
+        <w:t xml:space="preserve"> </w:t>
+      </w:r>
+      <w:r>
+        <w:rPr>
+          <w:rFonts w:ascii="Arial" w:hAnsi="Arial"/>
+          <w:sz w:val="22"/>
+          <w:lang w:val="en-DE"/>
+        </w:rPr>
+        <w:t>University</w:t>
+      </w:r>
+      <w:r>
+        <w:rPr>
+          <w:rFonts w:ascii="Arial" w:hAnsi="Arial"/>
+          <w:sz w:val="22"/>
+          <w:lang w:val="en-DE"/>
+        </w:rPr>
+        <w:t>.</w:t>
+      </w:r>
     </w:p>
     <w:p>
       <w:pPr>

--- a/Meeting Reports/Meeting Report- Week 5.docx
+++ b/Meeting Reports/Meeting Report- Week 5.docx
@@ -1297,6 +1297,88 @@
           <w:sz w:val="22"/>
           <w:lang w:val="en-DE"/>
         </w:rPr>
+        <w:t>All members</w:t>
+      </w:r>
+      <w:bookmarkStart w:id="0" w:name="_GoBack"/>
+      <w:bookmarkEnd w:id="0"/>
+      <w:r>
+        <w:rPr>
+          <w:rFonts w:ascii="Arial" w:hAnsi="Arial"/>
+          <w:b/>
+          <w:sz w:val="22"/>
+          <w:lang w:val="en-DE"/>
+        </w:rPr>
+        <w:t xml:space="preserve">- </w:t>
+      </w:r>
+      <w:r>
+        <w:rPr>
+          <w:rFonts w:ascii="Arial" w:hAnsi="Arial"/>
+          <w:sz w:val="22"/>
+          <w:lang w:val="en-DE"/>
+        </w:rPr>
+        <w:t xml:space="preserve">Improving the use case tables and </w:t>
+      </w:r>
+      <w:proofErr w:type="spellStart"/>
+      <w:r>
+        <w:rPr>
+          <w:rFonts w:ascii="Arial" w:hAnsi="Arial"/>
+          <w:sz w:val="22"/>
+          <w:lang w:val="en-DE"/>
+        </w:rPr>
+        <w:t>acitivity</w:t>
+      </w:r>
+      <w:proofErr w:type="spellEnd"/>
+      <w:r>
+        <w:rPr>
+          <w:rFonts w:ascii="Arial" w:hAnsi="Arial"/>
+          <w:sz w:val="22"/>
+          <w:lang w:val="en-DE"/>
+        </w:rPr>
+        <w:t>/</w:t>
+      </w:r>
+      <w:proofErr w:type="spellStart"/>
+      <w:r>
+        <w:rPr>
+          <w:rFonts w:ascii="Arial" w:hAnsi="Arial"/>
+          <w:sz w:val="22"/>
+          <w:lang w:val="en-DE"/>
+        </w:rPr>
+        <w:t>swimlane</w:t>
+      </w:r>
+      <w:proofErr w:type="spellEnd"/>
+      <w:r>
+        <w:rPr>
+          <w:rFonts w:ascii="Arial" w:hAnsi="Arial"/>
+          <w:sz w:val="22"/>
+          <w:lang w:val="en-DE"/>
+        </w:rPr>
+        <w:t xml:space="preserve"> diagrams for the requirements that were assigned to them in the previous weeks.</w:t>
+      </w:r>
+    </w:p>
+    <w:p>
+      <w:pPr>
+        <w:rPr>
+          <w:rFonts w:ascii="Arial" w:hAnsi="Arial"/>
+          <w:sz w:val="22"/>
+          <w:lang w:val="en-DE"/>
+        </w:rPr>
+      </w:pPr>
+    </w:p>
+    <w:p>
+      <w:pPr>
+        <w:rPr>
+          <w:rFonts w:ascii="Arial" w:hAnsi="Arial"/>
+          <w:sz w:val="22"/>
+          <w:lang w:val="en-DE"/>
+        </w:rPr>
+      </w:pPr>
+      <w:r>
+        <w:rPr>
+          <w:rFonts w:ascii="Arial" w:hAnsi="Arial"/>
+          <w:b/>
+          <w:sz w:val="22"/>
+          <w:lang w:val="en-DE"/>
+        </w:rPr>
         <w:t xml:space="preserve">Kevin </w:t>
       </w:r>
       <w:proofErr w:type="spellStart"/>
@@ -1317,7 +1399,60 @@
           <w:sz w:val="22"/>
           <w:lang w:val="en-DE"/>
         </w:rPr>
-        <w:t xml:space="preserve">, Anisa </w:t>
+        <w:t xml:space="preserve">- </w:t>
+      </w:r>
+      <w:r>
+        <w:rPr>
+          <w:rFonts w:ascii="Arial" w:hAnsi="Arial"/>
+          <w:sz w:val="22"/>
+          <w:lang w:val="en-DE"/>
+        </w:rPr>
+        <w:t>Improving the use case diagram</w:t>
+      </w:r>
+      <w:r>
+        <w:rPr>
+          <w:rFonts w:ascii="Arial" w:hAnsi="Arial"/>
+          <w:sz w:val="22"/>
+          <w:lang w:val="en-DE"/>
+        </w:rPr>
+        <w:t>,</w:t>
+      </w:r>
+      <w:r>
+        <w:rPr>
+          <w:rFonts w:ascii="Arial" w:hAnsi="Arial"/>
+          <w:sz w:val="22"/>
+          <w:lang w:val="en-DE"/>
+        </w:rPr>
+        <w:t xml:space="preserve"> Connecting all entities in ERD, creating User, Notification entities on ERD.</w:t>
+      </w:r>
+    </w:p>
+    <w:p>
+      <w:pPr>
+        <w:rPr>
+          <w:rFonts w:ascii="Arial" w:hAnsi="Arial"/>
+          <w:sz w:val="22"/>
+          <w:lang w:val="en-DE"/>
+        </w:rPr>
+      </w:pPr>
+    </w:p>
+    <w:p>
+      <w:pPr>
+        <w:rPr>
+          <w:rFonts w:ascii="Arial" w:hAnsi="Arial"/>
+          <w:sz w:val="22"/>
+          <w:szCs w:val="22"/>
+          <w:lang w:val="en-DE"/>
+        </w:rPr>
+      </w:pPr>
+      <w:r>
+        <w:rPr>
+          <w:rFonts w:ascii="Arial" w:hAnsi="Arial"/>
+          <w:b/>
+          <w:sz w:val="22"/>
+          <w:szCs w:val="22"/>
+          <w:lang w:val="en-DE"/>
+        </w:rPr>
+        <w:t xml:space="preserve">Anisa </w:t>
       </w:r>
       <w:proofErr w:type="spellStart"/>
       <w:r>
@@ -1325,6 +1460,7 @@
           <w:rFonts w:ascii="Arial" w:hAnsi="Arial"/>
           <w:b/>
           <w:sz w:val="22"/>
+          <w:szCs w:val="22"/>
           <w:lang w:val="en-DE"/>
         </w:rPr>
         <w:t>Domi</w:t>
@@ -1335,577 +1471,282 @@
           <w:rFonts w:ascii="Arial" w:hAnsi="Arial"/>
           <w:b/>
           <w:sz w:val="22"/>
-          <w:lang w:val="en-DE"/>
-        </w:rPr>
-        <w:t xml:space="preserve">, </w:t>
+          <w:szCs w:val="22"/>
+          <w:lang w:val="en-DE"/>
+        </w:rPr>
+        <w:t xml:space="preserve">- </w:t>
+      </w:r>
+      <w:r>
+        <w:rPr>
+          <w:rFonts w:ascii="Arial" w:hAnsi="Arial"/>
+          <w:sz w:val="22"/>
+          <w:szCs w:val="22"/>
+          <w:lang w:val="en-DE"/>
+        </w:rPr>
+        <w:t>Creating state diagram for tenant.</w:t>
+      </w:r>
+      <w:r>
+        <w:rPr>
+          <w:rFonts w:ascii="Arial" w:hAnsi="Arial"/>
+          <w:sz w:val="22"/>
+          <w:szCs w:val="22"/>
+          <w:lang w:val="en-DE"/>
+        </w:rPr>
+        <w:t xml:space="preserve"> Creating Property, </w:t>
       </w:r>
       <w:proofErr w:type="spellStart"/>
       <w:r>
         <w:rPr>
           <w:rFonts w:ascii="Arial" w:hAnsi="Arial"/>
-          <w:b/>
-          <w:sz w:val="22"/>
-          <w:lang w:val="en-DE"/>
-        </w:rPr>
-        <w:t>Desard</w:t>
+          <w:sz w:val="22"/>
+          <w:szCs w:val="22"/>
+          <w:lang w:val="en-DE"/>
+        </w:rPr>
+        <w:t>PropertyImage</w:t>
       </w:r>
       <w:proofErr w:type="spellEnd"/>
       <w:r>
         <w:rPr>
           <w:rFonts w:ascii="Arial" w:hAnsi="Arial"/>
-          <w:b/>
-          <w:sz w:val="22"/>
+          <w:sz w:val="22"/>
+          <w:szCs w:val="22"/>
+          <w:lang w:val="en-DE"/>
+        </w:rPr>
+        <w:t xml:space="preserve"> entities on ERD.</w:t>
+      </w:r>
+    </w:p>
+    <w:p>
+      <w:pPr>
+        <w:rPr>
+          <w:rFonts w:ascii="Arial" w:hAnsi="Arial"/>
+          <w:sz w:val="22"/>
+          <w:szCs w:val="22"/>
+          <w:lang w:val="en-DE"/>
+        </w:rPr>
+      </w:pPr>
+    </w:p>
+    <w:p>
+      <w:pPr>
+        <w:rPr>
+          <w:rFonts w:ascii="Arial" w:hAnsi="Arial"/>
+          <w:sz w:val="22"/>
+          <w:szCs w:val="22"/>
+          <w:lang w:val="en-DE"/>
+        </w:rPr>
+      </w:pPr>
+      <w:proofErr w:type="spellStart"/>
+      <w:r>
+        <w:rPr>
+          <w:rFonts w:ascii="Arial" w:hAnsi="Arial"/>
+          <w:b/>
+          <w:sz w:val="22"/>
+          <w:szCs w:val="22"/>
+          <w:lang w:val="en-DE"/>
+        </w:rPr>
+        <w:t>Haidi</w:t>
+      </w:r>
+      <w:proofErr w:type="spellEnd"/>
+      <w:r>
+        <w:rPr>
+          <w:rFonts w:ascii="Arial" w:hAnsi="Arial"/>
+          <w:b/>
+          <w:sz w:val="22"/>
+          <w:szCs w:val="22"/>
+          <w:lang w:val="en-DE"/>
+        </w:rPr>
+        <w:t xml:space="preserve"> Toto- </w:t>
+      </w:r>
+      <w:r>
+        <w:rPr>
+          <w:rFonts w:ascii="Arial" w:hAnsi="Arial"/>
+          <w:sz w:val="22"/>
+          <w:szCs w:val="22"/>
+          <w:lang w:val="en-DE"/>
+        </w:rPr>
+        <w:t>Creating state diagram for property owner.</w:t>
+      </w:r>
+      <w:r>
+        <w:rPr>
+          <w:rFonts w:ascii="Arial" w:hAnsi="Arial"/>
+          <w:sz w:val="22"/>
+          <w:szCs w:val="22"/>
+          <w:lang w:val="en-DE"/>
+        </w:rPr>
+        <w:t xml:space="preserve"> Creating Booking, Review, </w:t>
+      </w:r>
+      <w:proofErr w:type="spellStart"/>
+      <w:r>
+        <w:rPr>
+          <w:rFonts w:ascii="Arial" w:hAnsi="Arial"/>
+          <w:sz w:val="22"/>
+          <w:szCs w:val="22"/>
+          <w:lang w:val="en-DE"/>
+        </w:rPr>
+        <w:t>RentalRequest</w:t>
+      </w:r>
+      <w:proofErr w:type="spellEnd"/>
+      <w:r>
+        <w:rPr>
+          <w:rFonts w:ascii="Arial" w:hAnsi="Arial"/>
+          <w:sz w:val="22"/>
+          <w:szCs w:val="22"/>
+          <w:lang w:val="en-DE"/>
+        </w:rPr>
+        <w:t xml:space="preserve"> entities on ERD.</w:t>
+      </w:r>
+    </w:p>
+    <w:p>
+      <w:pPr>
+        <w:rPr>
+          <w:rFonts w:ascii="Arial" w:hAnsi="Arial"/>
+          <w:b/>
+          <w:sz w:val="22"/>
+          <w:szCs w:val="22"/>
+          <w:lang w:val="en-DE"/>
+        </w:rPr>
+      </w:pPr>
+    </w:p>
+    <w:p>
+      <w:pPr>
+        <w:rPr>
+          <w:rFonts w:ascii="Arial" w:hAnsi="Arial"/>
+          <w:sz w:val="22"/>
+          <w:szCs w:val="22"/>
+          <w:lang w:val="en-DE"/>
+        </w:rPr>
+      </w:pPr>
+      <w:r>
+        <w:rPr>
+          <w:rFonts w:ascii="Arial" w:hAnsi="Arial"/>
+          <w:b/>
+          <w:sz w:val="22"/>
+          <w:szCs w:val="22"/>
+          <w:lang w:val="en-DE"/>
+        </w:rPr>
+        <w:t>Matias Bali-</w:t>
+      </w:r>
+      <w:r>
+        <w:rPr>
+          <w:rFonts w:ascii="Arial" w:hAnsi="Arial"/>
+          <w:sz w:val="22"/>
+          <w:szCs w:val="22"/>
+          <w:lang w:val="en-DE"/>
+        </w:rPr>
+        <w:t>Creating state diagram for manager.</w:t>
+      </w:r>
+      <w:r>
+        <w:rPr>
+          <w:rFonts w:ascii="Arial" w:hAnsi="Arial"/>
+          <w:sz w:val="22"/>
+          <w:szCs w:val="22"/>
+          <w:lang w:val="en-DE"/>
+        </w:rPr>
+        <w:t xml:space="preserve"> Creating Payment, Refund entities on ERD.</w:t>
+      </w:r>
+    </w:p>
+    <w:p>
+      <w:pPr>
+        <w:rPr>
+          <w:rFonts w:ascii="Arial" w:hAnsi="Arial" w:cs="Arial"/>
+          <w:b/>
+          <w:sz w:val="22"/>
+          <w:szCs w:val="22"/>
+          <w:lang w:val="en-DE"/>
+        </w:rPr>
+      </w:pPr>
+    </w:p>
+    <w:p>
+      <w:pPr>
+        <w:rPr>
+          <w:rFonts w:ascii="Arial" w:hAnsi="Arial"/>
+          <w:sz w:val="22"/>
+          <w:szCs w:val="22"/>
+          <w:lang w:val="en-DE"/>
+        </w:rPr>
+      </w:pPr>
+      <w:proofErr w:type="spellStart"/>
+      <w:r>
+        <w:rPr>
+          <w:rFonts w:ascii="Arial" w:hAnsi="Arial" w:cs="Arial"/>
+          <w:b/>
+          <w:sz w:val="22"/>
+          <w:szCs w:val="22"/>
+          <w:lang w:val="en-DE"/>
+        </w:rPr>
+        <w:t>Ornelt</w:t>
+      </w:r>
+      <w:proofErr w:type="spellEnd"/>
+      <w:r>
+        <w:rPr>
+          <w:rFonts w:ascii="Arial" w:hAnsi="Arial" w:cs="Arial"/>
+          <w:b/>
+          <w:sz w:val="22"/>
+          <w:szCs w:val="22"/>
           <w:lang w:val="en-DE"/>
         </w:rPr>
         <w:t xml:space="preserve"> </w:t>
+      </w:r>
+      <w:proofErr w:type="spellStart"/>
+      <w:r>
+        <w:rPr>
+          <w:rFonts w:ascii="Arial" w:hAnsi="Arial" w:cs="Arial"/>
+          <w:b/>
+          <w:sz w:val="22"/>
+          <w:szCs w:val="22"/>
+          <w:lang w:val="en-DE"/>
+        </w:rPr>
+        <w:t>Lemellari</w:t>
+      </w:r>
+      <w:proofErr w:type="spellEnd"/>
+      <w:r>
+        <w:rPr>
+          <w:rFonts w:ascii="Arial" w:hAnsi="Arial" w:cs="Arial"/>
+          <w:b/>
+          <w:sz w:val="22"/>
+          <w:szCs w:val="22"/>
+          <w:lang w:val="en-DE"/>
+        </w:rPr>
+        <w:t>-</w:t>
+      </w:r>
+      <w:r>
+        <w:rPr>
+          <w:b/>
+          <w:sz w:val="22"/>
+          <w:szCs w:val="22"/>
+          <w:lang w:val="en-DE"/>
+        </w:rPr>
+        <w:t xml:space="preserve"> </w:t>
+      </w:r>
+      <w:r>
+        <w:rPr>
+          <w:rFonts w:ascii="Arial" w:hAnsi="Arial"/>
+          <w:sz w:val="22"/>
+          <w:szCs w:val="22"/>
+          <w:lang w:val="en-DE"/>
+        </w:rPr>
+        <w:t xml:space="preserve">Creating state diagram for </w:t>
       </w:r>
       <w:proofErr w:type="spellStart"/>
       <w:proofErr w:type="gramStart"/>
       <w:r>
         <w:rPr>
           <w:rFonts w:ascii="Arial" w:hAnsi="Arial"/>
-          <w:b/>
-          <w:sz w:val="22"/>
-          <w:lang w:val="en-DE"/>
-        </w:rPr>
-        <w:t>Lybeshari,Ledio</w:t>
+          <w:sz w:val="22"/>
+          <w:szCs w:val="22"/>
+          <w:lang w:val="en-DE"/>
+        </w:rPr>
+        <w:t>financier.</w:t>
+      </w:r>
+      <w:r>
+        <w:rPr>
+          <w:rFonts w:ascii="Arial" w:hAnsi="Arial"/>
+          <w:sz w:val="22"/>
+          <w:szCs w:val="22"/>
+          <w:lang w:val="en-DE"/>
+        </w:rPr>
+        <w:t>Creating</w:t>
       </w:r>
       <w:proofErr w:type="spellEnd"/>
-      <w:proofErr w:type="gramEnd"/>
-      <w:r>
-        <w:rPr>
-          <w:rFonts w:ascii="Arial" w:hAnsi="Arial"/>
-          <w:b/>
-          <w:sz w:val="22"/>
-          <w:lang w:val="en-DE"/>
-        </w:rPr>
-        <w:t xml:space="preserve"> </w:t>
-      </w:r>
-      <w:proofErr w:type="spellStart"/>
-      <w:r>
-        <w:rPr>
-          <w:rFonts w:ascii="Arial" w:hAnsi="Arial"/>
-          <w:b/>
-          <w:sz w:val="22"/>
-          <w:lang w:val="en-DE"/>
-        </w:rPr>
-        <w:t>Tafciu</w:t>
-      </w:r>
-      <w:proofErr w:type="spellEnd"/>
-      <w:r>
-        <w:rPr>
-          <w:rFonts w:ascii="Arial" w:hAnsi="Arial"/>
-          <w:b/>
-          <w:sz w:val="22"/>
-          <w:lang w:val="en-DE"/>
-        </w:rPr>
-        <w:t xml:space="preserve">, </w:t>
-      </w:r>
-      <w:proofErr w:type="spellStart"/>
-      <w:r>
-        <w:rPr>
-          <w:rFonts w:ascii="Arial" w:hAnsi="Arial"/>
-          <w:b/>
-          <w:sz w:val="22"/>
-          <w:lang w:val="en-DE"/>
-        </w:rPr>
-        <w:t>Ornelt</w:t>
-      </w:r>
-      <w:proofErr w:type="spellEnd"/>
-      <w:r>
-        <w:rPr>
-          <w:rFonts w:ascii="Arial" w:hAnsi="Arial"/>
-          <w:b/>
-          <w:sz w:val="22"/>
-          <w:lang w:val="en-DE"/>
-        </w:rPr>
-        <w:t xml:space="preserve"> </w:t>
-      </w:r>
-      <w:proofErr w:type="spellStart"/>
-      <w:r>
-        <w:rPr>
-          <w:rFonts w:ascii="Arial" w:hAnsi="Arial"/>
-          <w:b/>
-          <w:sz w:val="22"/>
-          <w:lang w:val="en-DE"/>
-        </w:rPr>
-        <w:t>Lemellari</w:t>
-      </w:r>
-      <w:proofErr w:type="spellEnd"/>
-      <w:r>
-        <w:rPr>
-          <w:rFonts w:ascii="Arial" w:hAnsi="Arial"/>
-          <w:b/>
-          <w:sz w:val="22"/>
-          <w:lang w:val="en-DE"/>
-        </w:rPr>
-        <w:t xml:space="preserve">, Matias Bali, </w:t>
-      </w:r>
-      <w:proofErr w:type="spellStart"/>
-      <w:r>
-        <w:rPr>
-          <w:rFonts w:ascii="Arial" w:hAnsi="Arial"/>
-          <w:b/>
-          <w:sz w:val="22"/>
-          <w:lang w:val="en-DE"/>
-        </w:rPr>
-        <w:t>Haidi</w:t>
-      </w:r>
-      <w:proofErr w:type="spellEnd"/>
-      <w:r>
-        <w:rPr>
-          <w:rFonts w:ascii="Arial" w:hAnsi="Arial"/>
-          <w:b/>
-          <w:sz w:val="22"/>
-          <w:lang w:val="en-DE"/>
-        </w:rPr>
-        <w:t xml:space="preserve"> Toto- </w:t>
-      </w:r>
-      <w:r>
-        <w:rPr>
-          <w:rFonts w:ascii="Arial" w:hAnsi="Arial"/>
-          <w:sz w:val="22"/>
-          <w:lang w:val="en-DE"/>
-        </w:rPr>
-        <w:t xml:space="preserve">Improving the use case tables and </w:t>
-      </w:r>
-      <w:proofErr w:type="spellStart"/>
-      <w:r>
-        <w:rPr>
-          <w:rFonts w:ascii="Arial" w:hAnsi="Arial"/>
-          <w:sz w:val="22"/>
-          <w:lang w:val="en-DE"/>
-        </w:rPr>
-        <w:t>acitivity</w:t>
-      </w:r>
-      <w:proofErr w:type="spellEnd"/>
-      <w:r>
-        <w:rPr>
-          <w:rFonts w:ascii="Arial" w:hAnsi="Arial"/>
-          <w:sz w:val="22"/>
-          <w:lang w:val="en-DE"/>
-        </w:rPr>
-        <w:t>/</w:t>
-      </w:r>
-      <w:proofErr w:type="spellStart"/>
-      <w:r>
-        <w:rPr>
-          <w:rFonts w:ascii="Arial" w:hAnsi="Arial"/>
-          <w:sz w:val="22"/>
-          <w:lang w:val="en-DE"/>
-        </w:rPr>
-        <w:t>swimlane</w:t>
-      </w:r>
-      <w:proofErr w:type="spellEnd"/>
-      <w:r>
-        <w:rPr>
-          <w:rFonts w:ascii="Arial" w:hAnsi="Arial"/>
-          <w:sz w:val="22"/>
-          <w:lang w:val="en-DE"/>
-        </w:rPr>
-        <w:t xml:space="preserve"> diagrams for the requirements that were assigned to them in the previous weeks.</w:t>
-      </w:r>
-    </w:p>
-    <w:p>
-      <w:pPr>
-        <w:rPr>
-          <w:rFonts w:ascii="Arial" w:hAnsi="Arial"/>
-          <w:sz w:val="22"/>
-          <w:lang w:val="en-DE"/>
-        </w:rPr>
-      </w:pPr>
-    </w:p>
-    <w:p>
-      <w:pPr>
-        <w:rPr>
-          <w:rFonts w:ascii="Arial" w:hAnsi="Arial"/>
-          <w:sz w:val="22"/>
-          <w:lang w:val="en-DE"/>
-        </w:rPr>
-      </w:pPr>
-      <w:r>
-        <w:rPr>
-          <w:rFonts w:ascii="Arial" w:hAnsi="Arial"/>
-          <w:b/>
-          <w:sz w:val="22"/>
-          <w:lang w:val="en-DE"/>
-        </w:rPr>
-        <w:t xml:space="preserve">Kevin </w:t>
-      </w:r>
-      <w:proofErr w:type="spellStart"/>
-      <w:r>
-        <w:rPr>
-          <w:rFonts w:ascii="Arial" w:hAnsi="Arial"/>
-          <w:b/>
-          <w:sz w:val="22"/>
-          <w:lang w:val="en-DE"/>
-        </w:rPr>
-        <w:t>Muho</w:t>
-      </w:r>
-      <w:proofErr w:type="spellEnd"/>
-      <w:r>
-        <w:rPr>
-          <w:rFonts w:ascii="Arial" w:hAnsi="Arial"/>
-          <w:b/>
-          <w:sz w:val="22"/>
-          <w:lang w:val="en-DE"/>
-        </w:rPr>
-        <w:t xml:space="preserve">- </w:t>
-      </w:r>
-      <w:r>
-        <w:rPr>
-          <w:rFonts w:ascii="Arial" w:hAnsi="Arial"/>
-          <w:sz w:val="22"/>
-          <w:lang w:val="en-DE"/>
-        </w:rPr>
-        <w:t>Improving the use case diagram</w:t>
-      </w:r>
-      <w:r>
-        <w:rPr>
-          <w:rFonts w:ascii="Arial" w:hAnsi="Arial"/>
-          <w:sz w:val="22"/>
-          <w:lang w:val="en-DE"/>
-        </w:rPr>
-        <w:t>,</w:t>
-      </w:r>
-      <w:r>
-        <w:rPr>
-          <w:rFonts w:ascii="Arial" w:hAnsi="Arial"/>
-          <w:sz w:val="22"/>
-          <w:lang w:val="en-DE"/>
-        </w:rPr>
-        <w:t xml:space="preserve"> C</w:t>
-      </w:r>
-      <w:bookmarkStart w:id="0" w:name="_GoBack"/>
-      <w:bookmarkEnd w:id="0"/>
-      <w:r>
-        <w:rPr>
-          <w:rFonts w:ascii="Arial" w:hAnsi="Arial"/>
-          <w:sz w:val="22"/>
-          <w:lang w:val="en-DE"/>
-        </w:rPr>
-        <w:t>onnecting all entities in ERD, creating User, Notification entities on ERD.</w:t>
-      </w:r>
-    </w:p>
-    <w:p>
-      <w:pPr>
-        <w:rPr>
-          <w:rFonts w:ascii="Arial" w:hAnsi="Arial"/>
-          <w:sz w:val="22"/>
-          <w:lang w:val="en-DE"/>
-        </w:rPr>
-      </w:pPr>
-    </w:p>
-    <w:p>
-      <w:pPr>
-        <w:rPr>
-          <w:rFonts w:ascii="Arial" w:hAnsi="Arial"/>
-          <w:sz w:val="22"/>
-          <w:szCs w:val="22"/>
-          <w:lang w:val="en-DE"/>
-        </w:rPr>
-      </w:pPr>
-      <w:r>
-        <w:rPr>
-          <w:rFonts w:ascii="Arial" w:hAnsi="Arial"/>
-          <w:b/>
-          <w:sz w:val="22"/>
-          <w:szCs w:val="22"/>
-          <w:lang w:val="en-DE"/>
-        </w:rPr>
-        <w:t xml:space="preserve">Anisa </w:t>
-      </w:r>
-      <w:proofErr w:type="spellStart"/>
-      <w:r>
-        <w:rPr>
-          <w:rFonts w:ascii="Arial" w:hAnsi="Arial"/>
-          <w:b/>
-          <w:sz w:val="22"/>
-          <w:szCs w:val="22"/>
-          <w:lang w:val="en-DE"/>
-        </w:rPr>
-        <w:t>Domi</w:t>
-      </w:r>
-      <w:proofErr w:type="spellEnd"/>
-      <w:r>
-        <w:rPr>
-          <w:rFonts w:ascii="Arial" w:hAnsi="Arial"/>
-          <w:b/>
-          <w:sz w:val="22"/>
-          <w:szCs w:val="22"/>
-          <w:lang w:val="en-DE"/>
-        </w:rPr>
-        <w:t xml:space="preserve">- </w:t>
-      </w:r>
-      <w:r>
-        <w:rPr>
-          <w:rFonts w:ascii="Arial" w:hAnsi="Arial"/>
-          <w:sz w:val="22"/>
-          <w:szCs w:val="22"/>
-          <w:lang w:val="en-DE"/>
-        </w:rPr>
-        <w:t>Creating state diagram for tenant.</w:t>
-      </w:r>
-      <w:r>
-        <w:rPr>
-          <w:rFonts w:ascii="Arial" w:hAnsi="Arial"/>
-          <w:sz w:val="22"/>
-          <w:szCs w:val="22"/>
-          <w:lang w:val="en-DE"/>
-        </w:rPr>
-        <w:t xml:space="preserve"> Creating Property, </w:t>
-      </w:r>
-      <w:proofErr w:type="spellStart"/>
-      <w:r>
-        <w:rPr>
-          <w:rFonts w:ascii="Arial" w:hAnsi="Arial"/>
-          <w:sz w:val="22"/>
-          <w:szCs w:val="22"/>
-          <w:lang w:val="en-DE"/>
-        </w:rPr>
-        <w:t>PropertyImage</w:t>
-      </w:r>
-      <w:proofErr w:type="spellEnd"/>
-      <w:r>
-        <w:rPr>
-          <w:rFonts w:ascii="Arial" w:hAnsi="Arial"/>
-          <w:sz w:val="22"/>
-          <w:szCs w:val="22"/>
-          <w:lang w:val="en-DE"/>
-        </w:rPr>
-        <w:t xml:space="preserve"> entities on ERD.</w:t>
-      </w:r>
-    </w:p>
-    <w:p>
-      <w:pPr>
-        <w:rPr>
-          <w:rFonts w:ascii="Arial" w:hAnsi="Arial"/>
-          <w:sz w:val="22"/>
-          <w:szCs w:val="22"/>
-          <w:lang w:val="en-DE"/>
-        </w:rPr>
-      </w:pPr>
-    </w:p>
-    <w:p>
-      <w:pPr>
-        <w:rPr>
-          <w:rFonts w:ascii="Arial" w:hAnsi="Arial"/>
-          <w:sz w:val="22"/>
-          <w:szCs w:val="22"/>
-          <w:lang w:val="en-DE"/>
-        </w:rPr>
-      </w:pPr>
-      <w:proofErr w:type="spellStart"/>
-      <w:r>
-        <w:rPr>
-          <w:rFonts w:ascii="Arial" w:hAnsi="Arial"/>
-          <w:b/>
-          <w:sz w:val="22"/>
-          <w:szCs w:val="22"/>
-          <w:lang w:val="en-DE"/>
-        </w:rPr>
-        <w:t>Haidi</w:t>
-      </w:r>
-      <w:proofErr w:type="spellEnd"/>
-      <w:r>
-        <w:rPr>
-          <w:rFonts w:ascii="Arial" w:hAnsi="Arial"/>
-          <w:b/>
-          <w:sz w:val="22"/>
-          <w:szCs w:val="22"/>
-          <w:lang w:val="en-DE"/>
-        </w:rPr>
-        <w:t xml:space="preserve"> Toto- </w:t>
-      </w:r>
-      <w:r>
-        <w:rPr>
-          <w:rFonts w:ascii="Arial" w:hAnsi="Arial"/>
-          <w:sz w:val="22"/>
-          <w:szCs w:val="22"/>
-          <w:lang w:val="en-DE"/>
-        </w:rPr>
-        <w:t>Creating state diagram for property owner.</w:t>
-      </w:r>
-      <w:r>
-        <w:rPr>
-          <w:rFonts w:ascii="Arial" w:hAnsi="Arial"/>
-          <w:sz w:val="22"/>
-          <w:szCs w:val="22"/>
-          <w:lang w:val="en-DE"/>
-        </w:rPr>
-        <w:t xml:space="preserve"> Creating Booking, Review, </w:t>
-      </w:r>
-      <w:proofErr w:type="spellStart"/>
-      <w:r>
-        <w:rPr>
-          <w:rFonts w:ascii="Arial" w:hAnsi="Arial"/>
-          <w:sz w:val="22"/>
-          <w:szCs w:val="22"/>
-          <w:lang w:val="en-DE"/>
-        </w:rPr>
-        <w:t>RentalRequest</w:t>
-      </w:r>
-      <w:proofErr w:type="spellEnd"/>
-      <w:r>
-        <w:rPr>
-          <w:rFonts w:ascii="Arial" w:hAnsi="Arial"/>
-          <w:sz w:val="22"/>
-          <w:szCs w:val="22"/>
-          <w:lang w:val="en-DE"/>
-        </w:rPr>
-        <w:t xml:space="preserve"> entities on ERD.</w:t>
-      </w:r>
-    </w:p>
-    <w:p>
-      <w:pPr>
-        <w:rPr>
-          <w:rFonts w:ascii="Arial" w:hAnsi="Arial"/>
-          <w:b/>
-          <w:sz w:val="22"/>
-          <w:szCs w:val="22"/>
-          <w:lang w:val="en-DE"/>
-        </w:rPr>
-      </w:pPr>
-    </w:p>
-    <w:p>
-      <w:pPr>
-        <w:rPr>
-          <w:rFonts w:ascii="Arial" w:hAnsi="Arial"/>
-          <w:sz w:val="22"/>
-          <w:szCs w:val="22"/>
-          <w:lang w:val="en-DE"/>
-        </w:rPr>
-      </w:pPr>
-      <w:r>
-        <w:rPr>
-          <w:rFonts w:ascii="Arial" w:hAnsi="Arial"/>
-          <w:b/>
-          <w:sz w:val="22"/>
-          <w:szCs w:val="22"/>
-          <w:lang w:val="en-DE"/>
-        </w:rPr>
-        <w:t>Matias Bali-</w:t>
-      </w:r>
-      <w:r>
-        <w:rPr>
-          <w:rFonts w:ascii="Arial" w:hAnsi="Arial"/>
-          <w:sz w:val="22"/>
-          <w:szCs w:val="22"/>
-          <w:lang w:val="en-DE"/>
-        </w:rPr>
-        <w:t>Creating state diagram for manager.</w:t>
-      </w:r>
-      <w:r>
-        <w:rPr>
-          <w:rFonts w:ascii="Arial" w:hAnsi="Arial"/>
-          <w:sz w:val="22"/>
-          <w:szCs w:val="22"/>
-          <w:lang w:val="en-DE"/>
-        </w:rPr>
-        <w:t xml:space="preserve"> Creating Payment, Refund entities on ERD.</w:t>
-      </w:r>
-    </w:p>
-    <w:p>
-      <w:pPr>
-        <w:rPr>
-          <w:rFonts w:ascii="Arial" w:hAnsi="Arial" w:cs="Arial"/>
-          <w:b/>
-          <w:sz w:val="22"/>
-          <w:szCs w:val="22"/>
-          <w:lang w:val="en-DE"/>
-        </w:rPr>
-      </w:pPr>
-    </w:p>
-    <w:p>
-      <w:pPr>
-        <w:rPr>
-          <w:rFonts w:ascii="Arial" w:hAnsi="Arial"/>
-          <w:sz w:val="22"/>
-          <w:szCs w:val="22"/>
-          <w:lang w:val="en-DE"/>
-        </w:rPr>
-      </w:pPr>
-      <w:proofErr w:type="spellStart"/>
-      <w:r>
-        <w:rPr>
-          <w:rFonts w:ascii="Arial" w:hAnsi="Arial" w:cs="Arial"/>
-          <w:b/>
-          <w:sz w:val="22"/>
-          <w:szCs w:val="22"/>
-          <w:lang w:val="en-DE"/>
-        </w:rPr>
-        <w:t>Ornelt</w:t>
-      </w:r>
-      <w:proofErr w:type="spellEnd"/>
-      <w:r>
-        <w:rPr>
-          <w:rFonts w:ascii="Arial" w:hAnsi="Arial" w:cs="Arial"/>
-          <w:b/>
-          <w:sz w:val="22"/>
-          <w:szCs w:val="22"/>
-          <w:lang w:val="en-DE"/>
-        </w:rPr>
-        <w:t xml:space="preserve"> </w:t>
-      </w:r>
-      <w:proofErr w:type="spellStart"/>
-      <w:r>
-        <w:rPr>
-          <w:rFonts w:ascii="Arial" w:hAnsi="Arial" w:cs="Arial"/>
-          <w:b/>
-          <w:sz w:val="22"/>
-          <w:szCs w:val="22"/>
-          <w:lang w:val="en-DE"/>
-        </w:rPr>
-        <w:t>Lemellari</w:t>
-      </w:r>
-      <w:proofErr w:type="spellEnd"/>
-      <w:r>
-        <w:rPr>
-          <w:rFonts w:ascii="Arial" w:hAnsi="Arial" w:cs="Arial"/>
-          <w:b/>
-          <w:sz w:val="22"/>
-          <w:szCs w:val="22"/>
-          <w:lang w:val="en-DE"/>
-        </w:rPr>
-        <w:t>-</w:t>
-      </w:r>
-      <w:r>
-        <w:rPr>
-          <w:b/>
-          <w:sz w:val="22"/>
-          <w:szCs w:val="22"/>
-          <w:lang w:val="en-DE"/>
-        </w:rPr>
-        <w:t xml:space="preserve"> </w:t>
-      </w:r>
-      <w:r>
-        <w:rPr>
-          <w:rFonts w:ascii="Arial" w:hAnsi="Arial"/>
-          <w:sz w:val="22"/>
-          <w:szCs w:val="22"/>
-          <w:lang w:val="en-DE"/>
-        </w:rPr>
-        <w:t xml:space="preserve">Creating state diagram for </w:t>
-      </w:r>
-      <w:proofErr w:type="gramStart"/>
-      <w:r>
-        <w:rPr>
-          <w:rFonts w:ascii="Arial" w:hAnsi="Arial"/>
-          <w:sz w:val="22"/>
-          <w:szCs w:val="22"/>
-          <w:lang w:val="en-DE"/>
-        </w:rPr>
-        <w:t>financier.</w:t>
-      </w:r>
-      <w:r>
-        <w:rPr>
-          <w:rFonts w:ascii="Arial" w:hAnsi="Arial"/>
-          <w:sz w:val="22"/>
-          <w:szCs w:val="22"/>
-          <w:lang w:val="en-DE"/>
-        </w:rPr>
-        <w:t>Creating</w:t>
-      </w:r>
       <w:proofErr w:type="gramEnd"/>
       <w:r>
         <w:rPr>

--- a/Meeting Reports/Meeting Report- Week 5.docx
+++ b/Meeting Reports/Meeting Report- Week 5.docx
@@ -1299,677 +1299,819 @@
         </w:rPr>
         <w:t>All members</w:t>
       </w:r>
+      <w:r>
+        <w:rPr>
+          <w:rFonts w:ascii="Arial" w:hAnsi="Arial"/>
+          <w:b/>
+          <w:sz w:val="22"/>
+          <w:lang w:val="en-DE"/>
+        </w:rPr>
+        <w:t xml:space="preserve">- </w:t>
+      </w:r>
+      <w:r>
+        <w:rPr>
+          <w:rFonts w:ascii="Arial" w:hAnsi="Arial"/>
+          <w:sz w:val="22"/>
+          <w:lang w:val="en-DE"/>
+        </w:rPr>
+        <w:t xml:space="preserve">Improving the use case tables and </w:t>
+      </w:r>
+      <w:proofErr w:type="spellStart"/>
+      <w:r>
+        <w:rPr>
+          <w:rFonts w:ascii="Arial" w:hAnsi="Arial"/>
+          <w:sz w:val="22"/>
+          <w:lang w:val="en-DE"/>
+        </w:rPr>
+        <w:t>acitivity</w:t>
+      </w:r>
+      <w:proofErr w:type="spellEnd"/>
+      <w:r>
+        <w:rPr>
+          <w:rFonts w:ascii="Arial" w:hAnsi="Arial"/>
+          <w:sz w:val="22"/>
+          <w:lang w:val="en-DE"/>
+        </w:rPr>
+        <w:t>/</w:t>
+      </w:r>
+      <w:proofErr w:type="spellStart"/>
+      <w:r>
+        <w:rPr>
+          <w:rFonts w:ascii="Arial" w:hAnsi="Arial"/>
+          <w:sz w:val="22"/>
+          <w:lang w:val="en-DE"/>
+        </w:rPr>
+        <w:t>swimlane</w:t>
+      </w:r>
+      <w:proofErr w:type="spellEnd"/>
+      <w:r>
+        <w:rPr>
+          <w:rFonts w:ascii="Arial" w:hAnsi="Arial"/>
+          <w:sz w:val="22"/>
+          <w:lang w:val="en-DE"/>
+        </w:rPr>
+        <w:t xml:space="preserve"> diagrams for the requirements that were assigned to them in the previous weeks.</w:t>
+      </w:r>
+    </w:p>
+    <w:p>
+      <w:pPr>
+        <w:rPr>
+          <w:rFonts w:ascii="Arial" w:hAnsi="Arial"/>
+          <w:sz w:val="22"/>
+          <w:lang w:val="en-DE"/>
+        </w:rPr>
+      </w:pPr>
+    </w:p>
+    <w:p>
+      <w:pPr>
+        <w:rPr>
+          <w:rFonts w:ascii="Arial" w:hAnsi="Arial"/>
+          <w:sz w:val="22"/>
+          <w:lang w:val="en-DE"/>
+        </w:rPr>
+      </w:pPr>
+      <w:r>
+        <w:rPr>
+          <w:rFonts w:ascii="Arial" w:hAnsi="Arial"/>
+          <w:b/>
+          <w:sz w:val="22"/>
+          <w:lang w:val="en-DE"/>
+        </w:rPr>
+        <w:t xml:space="preserve">Kevin </w:t>
+      </w:r>
+      <w:proofErr w:type="spellStart"/>
+      <w:r>
+        <w:rPr>
+          <w:rFonts w:ascii="Arial" w:hAnsi="Arial"/>
+          <w:b/>
+          <w:sz w:val="22"/>
+          <w:lang w:val="en-DE"/>
+        </w:rPr>
+        <w:t>Muho</w:t>
+      </w:r>
+      <w:proofErr w:type="spellEnd"/>
+      <w:r>
+        <w:rPr>
+          <w:rFonts w:ascii="Arial" w:hAnsi="Arial"/>
+          <w:b/>
+          <w:sz w:val="22"/>
+          <w:lang w:val="en-DE"/>
+        </w:rPr>
+        <w:t xml:space="preserve">- </w:t>
+      </w:r>
+      <w:r>
+        <w:rPr>
+          <w:rFonts w:ascii="Arial" w:hAnsi="Arial"/>
+          <w:sz w:val="22"/>
+          <w:lang w:val="en-DE"/>
+        </w:rPr>
+        <w:t>Improving the use case diagram</w:t>
+      </w:r>
+      <w:r>
+        <w:rPr>
+          <w:rFonts w:ascii="Arial" w:hAnsi="Arial"/>
+          <w:sz w:val="22"/>
+          <w:lang w:val="en-DE"/>
+        </w:rPr>
+        <w:t>,</w:t>
+      </w:r>
+      <w:r>
+        <w:rPr>
+          <w:rFonts w:ascii="Arial" w:hAnsi="Arial"/>
+          <w:sz w:val="22"/>
+          <w:lang w:val="en-DE"/>
+        </w:rPr>
+        <w:t xml:space="preserve"> Connecting all entities in ERD,</w:t>
+      </w:r>
+    </w:p>
+    <w:p>
+      <w:pPr>
+        <w:rPr>
+          <w:rFonts w:ascii="Arial" w:hAnsi="Arial"/>
+          <w:sz w:val="22"/>
+          <w:lang w:val="en-DE"/>
+        </w:rPr>
+      </w:pPr>
+      <w:r>
+        <w:rPr>
+          <w:rFonts w:ascii="Arial" w:hAnsi="Arial"/>
+          <w:sz w:val="22"/>
+          <w:lang w:val="en-DE"/>
+        </w:rPr>
+        <w:t xml:space="preserve"> </w:t>
+      </w:r>
+      <w:r>
+        <w:rPr>
+          <w:rFonts w:ascii="Arial" w:hAnsi="Arial"/>
+          <w:sz w:val="22"/>
+          <w:lang w:val="en-DE"/>
+        </w:rPr>
+        <w:t xml:space="preserve">                     C</w:t>
+      </w:r>
+      <w:proofErr w:type="spellStart"/>
+      <w:r>
+        <w:rPr>
+          <w:rFonts w:ascii="Arial" w:hAnsi="Arial"/>
+          <w:sz w:val="22"/>
+          <w:lang w:val="en-DE"/>
+        </w:rPr>
+        <w:t>reating</w:t>
+      </w:r>
+      <w:proofErr w:type="spellEnd"/>
+      <w:r>
+        <w:rPr>
+          <w:rFonts w:ascii="Arial" w:hAnsi="Arial"/>
+          <w:sz w:val="22"/>
+          <w:lang w:val="en-DE"/>
+        </w:rPr>
+        <w:t xml:space="preserve"> User, Notification entities on ERD.</w:t>
+      </w:r>
+    </w:p>
+    <w:p>
+      <w:pPr>
+        <w:rPr>
+          <w:rFonts w:ascii="Arial" w:hAnsi="Arial"/>
+          <w:sz w:val="22"/>
+          <w:lang w:val="en-DE"/>
+        </w:rPr>
+      </w:pPr>
+    </w:p>
+    <w:p>
+      <w:pPr>
+        <w:rPr>
+          <w:rFonts w:ascii="Arial" w:hAnsi="Arial"/>
+          <w:sz w:val="22"/>
+          <w:szCs w:val="22"/>
+          <w:lang w:val="en-DE"/>
+        </w:rPr>
+      </w:pPr>
+      <w:r>
+        <w:rPr>
+          <w:rFonts w:ascii="Arial" w:hAnsi="Arial"/>
+          <w:b/>
+          <w:sz w:val="22"/>
+          <w:szCs w:val="22"/>
+          <w:lang w:val="en-DE"/>
+        </w:rPr>
+        <w:t xml:space="preserve">Anisa </w:t>
+      </w:r>
+      <w:proofErr w:type="spellStart"/>
+      <w:r>
+        <w:rPr>
+          <w:rFonts w:ascii="Arial" w:hAnsi="Arial"/>
+          <w:b/>
+          <w:sz w:val="22"/>
+          <w:szCs w:val="22"/>
+          <w:lang w:val="en-DE"/>
+        </w:rPr>
+        <w:t>Domi</w:t>
+      </w:r>
+      <w:proofErr w:type="spellEnd"/>
+      <w:r>
+        <w:rPr>
+          <w:rFonts w:ascii="Arial" w:hAnsi="Arial"/>
+          <w:b/>
+          <w:sz w:val="22"/>
+          <w:szCs w:val="22"/>
+          <w:lang w:val="en-DE"/>
+        </w:rPr>
+        <w:t xml:space="preserve">- </w:t>
+      </w:r>
+      <w:r>
+        <w:rPr>
+          <w:rFonts w:ascii="Arial" w:hAnsi="Arial"/>
+          <w:sz w:val="22"/>
+          <w:szCs w:val="22"/>
+          <w:lang w:val="en-DE"/>
+        </w:rPr>
+        <w:t>Creating state diagram for tenant.</w:t>
+      </w:r>
+    </w:p>
+    <w:p>
+      <w:pPr>
+        <w:rPr>
+          <w:rFonts w:ascii="Arial" w:hAnsi="Arial"/>
+          <w:sz w:val="22"/>
+          <w:szCs w:val="22"/>
+          <w:lang w:val="en-DE"/>
+        </w:rPr>
+      </w:pPr>
+      <w:r>
+        <w:rPr>
+          <w:rFonts w:ascii="Arial" w:hAnsi="Arial"/>
+          <w:sz w:val="22"/>
+          <w:szCs w:val="22"/>
+          <w:lang w:val="en-DE"/>
+        </w:rPr>
+        <w:t xml:space="preserve">                     </w:t>
+      </w:r>
+      <w:r>
+        <w:rPr>
+          <w:rFonts w:ascii="Arial" w:hAnsi="Arial"/>
+          <w:sz w:val="22"/>
+          <w:szCs w:val="22"/>
+          <w:lang w:val="en-DE"/>
+        </w:rPr>
+        <w:t xml:space="preserve"> Creating Property, </w:t>
+      </w:r>
+      <w:proofErr w:type="spellStart"/>
+      <w:r>
+        <w:rPr>
+          <w:rFonts w:ascii="Arial" w:hAnsi="Arial"/>
+          <w:sz w:val="22"/>
+          <w:szCs w:val="22"/>
+          <w:lang w:val="en-DE"/>
+        </w:rPr>
+        <w:t>PropertyImage</w:t>
+      </w:r>
+      <w:proofErr w:type="spellEnd"/>
+      <w:r>
+        <w:rPr>
+          <w:rFonts w:ascii="Arial" w:hAnsi="Arial"/>
+          <w:sz w:val="22"/>
+          <w:szCs w:val="22"/>
+          <w:lang w:val="en-DE"/>
+        </w:rPr>
+        <w:t xml:space="preserve"> entities on ERD.</w:t>
+      </w:r>
+    </w:p>
+    <w:p>
+      <w:pPr>
+        <w:rPr>
+          <w:rFonts w:ascii="Arial" w:hAnsi="Arial"/>
+          <w:sz w:val="22"/>
+          <w:szCs w:val="22"/>
+          <w:lang w:val="en-DE"/>
+        </w:rPr>
+      </w:pPr>
+    </w:p>
+    <w:p>
+      <w:pPr>
+        <w:rPr>
+          <w:rFonts w:ascii="Arial" w:hAnsi="Arial"/>
+          <w:sz w:val="22"/>
+          <w:szCs w:val="22"/>
+          <w:lang w:val="en-DE"/>
+        </w:rPr>
+      </w:pPr>
+      <w:proofErr w:type="spellStart"/>
+      <w:r>
+        <w:rPr>
+          <w:rFonts w:ascii="Arial" w:hAnsi="Arial"/>
+          <w:b/>
+          <w:sz w:val="22"/>
+          <w:szCs w:val="22"/>
+          <w:lang w:val="en-DE"/>
+        </w:rPr>
+        <w:t>Haidi</w:t>
+      </w:r>
+      <w:proofErr w:type="spellEnd"/>
+      <w:r>
+        <w:rPr>
+          <w:rFonts w:ascii="Arial" w:hAnsi="Arial"/>
+          <w:b/>
+          <w:sz w:val="22"/>
+          <w:szCs w:val="22"/>
+          <w:lang w:val="en-DE"/>
+        </w:rPr>
+        <w:t xml:space="preserve"> Toto- </w:t>
+      </w:r>
+      <w:r>
+        <w:rPr>
+          <w:rFonts w:ascii="Arial" w:hAnsi="Arial"/>
+          <w:sz w:val="22"/>
+          <w:szCs w:val="22"/>
+          <w:lang w:val="en-DE"/>
+        </w:rPr>
+        <w:t>Creating state diagram for property owner.</w:t>
+      </w:r>
+      <w:r>
+        <w:rPr>
+          <w:rFonts w:ascii="Arial" w:hAnsi="Arial"/>
+          <w:sz w:val="22"/>
+          <w:szCs w:val="22"/>
+          <w:lang w:val="en-DE"/>
+        </w:rPr>
+        <w:t xml:space="preserve"> </w:t>
+      </w:r>
+    </w:p>
+    <w:p>
+      <w:pPr>
+        <w:rPr>
+          <w:rFonts w:ascii="Arial" w:hAnsi="Arial"/>
+          <w:sz w:val="22"/>
+          <w:szCs w:val="22"/>
+          <w:lang w:val="en-DE"/>
+        </w:rPr>
+      </w:pPr>
+      <w:r>
+        <w:rPr>
+          <w:rFonts w:ascii="Arial" w:hAnsi="Arial"/>
+          <w:sz w:val="22"/>
+          <w:szCs w:val="22"/>
+          <w:lang w:val="en-DE"/>
+        </w:rPr>
+        <w:t xml:space="preserve">                    </w:t>
+      </w:r>
+      <w:r>
+        <w:rPr>
+          <w:rFonts w:ascii="Arial" w:hAnsi="Arial"/>
+          <w:sz w:val="22"/>
+          <w:szCs w:val="22"/>
+          <w:lang w:val="en-DE"/>
+        </w:rPr>
+        <w:t xml:space="preserve">Creating Booking, Review, </w:t>
+      </w:r>
+      <w:proofErr w:type="spellStart"/>
+      <w:r>
+        <w:rPr>
+          <w:rFonts w:ascii="Arial" w:hAnsi="Arial"/>
+          <w:sz w:val="22"/>
+          <w:szCs w:val="22"/>
+          <w:lang w:val="en-DE"/>
+        </w:rPr>
+        <w:t>RentalRequest</w:t>
+      </w:r>
+      <w:proofErr w:type="spellEnd"/>
+      <w:r>
+        <w:rPr>
+          <w:rFonts w:ascii="Arial" w:hAnsi="Arial"/>
+          <w:sz w:val="22"/>
+          <w:szCs w:val="22"/>
+          <w:lang w:val="en-DE"/>
+        </w:rPr>
+        <w:t xml:space="preserve"> entities on ERD.</w:t>
+      </w:r>
+    </w:p>
+    <w:p>
+      <w:pPr>
+        <w:rPr>
+          <w:rFonts w:ascii="Arial" w:hAnsi="Arial"/>
+          <w:b/>
+          <w:sz w:val="22"/>
+          <w:szCs w:val="22"/>
+          <w:lang w:val="en-DE"/>
+        </w:rPr>
+      </w:pPr>
+    </w:p>
+    <w:p>
+      <w:pPr>
+        <w:rPr>
+          <w:rFonts w:ascii="Arial" w:hAnsi="Arial"/>
+          <w:sz w:val="22"/>
+          <w:szCs w:val="22"/>
+          <w:lang w:val="en-DE"/>
+        </w:rPr>
+      </w:pPr>
+      <w:r>
+        <w:rPr>
+          <w:rFonts w:ascii="Arial" w:hAnsi="Arial"/>
+          <w:b/>
+          <w:sz w:val="22"/>
+          <w:szCs w:val="22"/>
+          <w:lang w:val="en-DE"/>
+        </w:rPr>
+        <w:t>Matias Bali-</w:t>
+      </w:r>
+      <w:r>
+        <w:rPr>
+          <w:rFonts w:ascii="Arial" w:hAnsi="Arial"/>
+          <w:sz w:val="22"/>
+          <w:szCs w:val="22"/>
+          <w:lang w:val="en-DE"/>
+        </w:rPr>
+        <w:t>Creating state diagram for manager.</w:t>
+      </w:r>
+      <w:r>
+        <w:rPr>
+          <w:rFonts w:ascii="Arial" w:hAnsi="Arial"/>
+          <w:sz w:val="22"/>
+          <w:szCs w:val="22"/>
+          <w:lang w:val="en-DE"/>
+        </w:rPr>
+        <w:t xml:space="preserve"> </w:t>
+      </w:r>
+    </w:p>
+    <w:p>
+      <w:pPr>
+        <w:rPr>
+          <w:rFonts w:ascii="Arial" w:hAnsi="Arial"/>
+          <w:sz w:val="22"/>
+          <w:szCs w:val="22"/>
+          <w:lang w:val="en-DE"/>
+        </w:rPr>
+      </w:pPr>
+      <w:r>
+        <w:rPr>
+          <w:rFonts w:ascii="Arial" w:hAnsi="Arial"/>
+          <w:sz w:val="22"/>
+          <w:szCs w:val="22"/>
+          <w:lang w:val="en-DE"/>
+        </w:rPr>
+        <w:t xml:space="preserve">                    </w:t>
+      </w:r>
+      <w:r>
+        <w:rPr>
+          <w:rFonts w:ascii="Arial" w:hAnsi="Arial"/>
+          <w:sz w:val="22"/>
+          <w:szCs w:val="22"/>
+          <w:lang w:val="en-DE"/>
+        </w:rPr>
+        <w:t>Creating Payment, Refund entities on ERD.</w:t>
+      </w:r>
+    </w:p>
+    <w:p>
+      <w:pPr>
+        <w:rPr>
+          <w:rFonts w:ascii="Arial" w:hAnsi="Arial" w:cs="Arial"/>
+          <w:b/>
+          <w:sz w:val="22"/>
+          <w:szCs w:val="22"/>
+          <w:lang w:val="en-DE"/>
+        </w:rPr>
+      </w:pPr>
+    </w:p>
+    <w:p>
+      <w:pPr>
+        <w:rPr>
+          <w:rFonts w:ascii="Arial" w:hAnsi="Arial"/>
+          <w:sz w:val="22"/>
+          <w:szCs w:val="22"/>
+          <w:lang w:val="en-DE"/>
+        </w:rPr>
+      </w:pPr>
+      <w:proofErr w:type="spellStart"/>
+      <w:r>
+        <w:rPr>
+          <w:rFonts w:ascii="Arial" w:hAnsi="Arial" w:cs="Arial"/>
+          <w:b/>
+          <w:sz w:val="22"/>
+          <w:szCs w:val="22"/>
+          <w:lang w:val="en-DE"/>
+        </w:rPr>
+        <w:t>Ornelt</w:t>
+      </w:r>
+      <w:proofErr w:type="spellEnd"/>
+      <w:r>
+        <w:rPr>
+          <w:rFonts w:ascii="Arial" w:hAnsi="Arial" w:cs="Arial"/>
+          <w:b/>
+          <w:sz w:val="22"/>
+          <w:szCs w:val="22"/>
+          <w:lang w:val="en-DE"/>
+        </w:rPr>
+        <w:t xml:space="preserve"> </w:t>
+      </w:r>
+      <w:proofErr w:type="spellStart"/>
+      <w:r>
+        <w:rPr>
+          <w:rFonts w:ascii="Arial" w:hAnsi="Arial" w:cs="Arial"/>
+          <w:b/>
+          <w:sz w:val="22"/>
+          <w:szCs w:val="22"/>
+          <w:lang w:val="en-DE"/>
+        </w:rPr>
+        <w:t>Lemellari</w:t>
+      </w:r>
+      <w:proofErr w:type="spellEnd"/>
+      <w:r>
+        <w:rPr>
+          <w:rFonts w:ascii="Arial" w:hAnsi="Arial" w:cs="Arial"/>
+          <w:b/>
+          <w:sz w:val="22"/>
+          <w:szCs w:val="22"/>
+          <w:lang w:val="en-DE"/>
+        </w:rPr>
+        <w:t>-</w:t>
+      </w:r>
+      <w:r>
+        <w:rPr>
+          <w:b/>
+          <w:sz w:val="22"/>
+          <w:szCs w:val="22"/>
+          <w:lang w:val="en-DE"/>
+        </w:rPr>
+        <w:t xml:space="preserve"> </w:t>
+      </w:r>
+      <w:r>
+        <w:rPr>
+          <w:rFonts w:ascii="Arial" w:hAnsi="Arial"/>
+          <w:sz w:val="22"/>
+          <w:szCs w:val="22"/>
+          <w:lang w:val="en-DE"/>
+        </w:rPr>
+        <w:t>Creating state diagram for financier.</w:t>
+      </w:r>
+    </w:p>
+    <w:p>
+      <w:pPr>
+        <w:rPr>
+          <w:rFonts w:ascii="Arial" w:hAnsi="Arial"/>
+          <w:sz w:val="22"/>
+          <w:szCs w:val="22"/>
+          <w:lang w:val="en-DE"/>
+        </w:rPr>
+      </w:pPr>
+      <w:r>
+        <w:rPr>
+          <w:rFonts w:ascii="Arial" w:hAnsi="Arial"/>
+          <w:sz w:val="22"/>
+          <w:szCs w:val="22"/>
+          <w:lang w:val="en-DE"/>
+        </w:rPr>
+        <w:t xml:space="preserve">                              </w:t>
+      </w:r>
+      <w:r>
+        <w:rPr>
+          <w:rFonts w:ascii="Arial" w:hAnsi="Arial"/>
+          <w:sz w:val="22"/>
+          <w:szCs w:val="22"/>
+          <w:lang w:val="en-DE"/>
+        </w:rPr>
+        <w:t xml:space="preserve">Creating Complaint, </w:t>
+      </w:r>
+      <w:proofErr w:type="spellStart"/>
+      <w:r>
+        <w:rPr>
+          <w:rFonts w:ascii="Arial" w:hAnsi="Arial"/>
+          <w:sz w:val="22"/>
+          <w:szCs w:val="22"/>
+          <w:lang w:val="en-DE"/>
+        </w:rPr>
+        <w:t>IssueResolution</w:t>
+      </w:r>
+      <w:proofErr w:type="spellEnd"/>
+      <w:r>
+        <w:rPr>
+          <w:rFonts w:ascii="Arial" w:hAnsi="Arial"/>
+          <w:sz w:val="22"/>
+          <w:szCs w:val="22"/>
+          <w:lang w:val="en-DE"/>
+        </w:rPr>
+        <w:t xml:space="preserve"> entities on ERD.</w:t>
+      </w:r>
+    </w:p>
+    <w:p>
+      <w:pPr>
+        <w:rPr>
+          <w:rFonts w:ascii="Arial" w:hAnsi="Arial" w:cs="Arial"/>
+          <w:b/>
+          <w:sz w:val="22"/>
+          <w:szCs w:val="22"/>
+          <w:lang w:val="en-DE"/>
+        </w:rPr>
+      </w:pPr>
+    </w:p>
+    <w:p>
+      <w:pPr>
+        <w:rPr>
+          <w:rFonts w:ascii="Arial" w:hAnsi="Arial"/>
+          <w:sz w:val="22"/>
+          <w:szCs w:val="22"/>
+          <w:lang w:val="en-DE"/>
+        </w:rPr>
+      </w:pPr>
+      <w:proofErr w:type="spellStart"/>
+      <w:r>
+        <w:rPr>
+          <w:rFonts w:ascii="Arial" w:hAnsi="Arial" w:cs="Arial"/>
+          <w:b/>
+          <w:sz w:val="22"/>
+          <w:szCs w:val="22"/>
+          <w:lang w:val="en-DE"/>
+        </w:rPr>
+        <w:t>Ledio</w:t>
+      </w:r>
+      <w:proofErr w:type="spellEnd"/>
+      <w:r>
+        <w:rPr>
+          <w:rFonts w:ascii="Arial" w:hAnsi="Arial" w:cs="Arial"/>
+          <w:b/>
+          <w:sz w:val="22"/>
+          <w:szCs w:val="22"/>
+          <w:lang w:val="en-DE"/>
+        </w:rPr>
+        <w:t xml:space="preserve"> </w:t>
+      </w:r>
+      <w:proofErr w:type="spellStart"/>
+      <w:r>
+        <w:rPr>
+          <w:rFonts w:ascii="Arial" w:hAnsi="Arial" w:cs="Arial"/>
+          <w:b/>
+          <w:sz w:val="22"/>
+          <w:szCs w:val="22"/>
+          <w:lang w:val="en-DE"/>
+        </w:rPr>
+        <w:t>Tafciu</w:t>
+      </w:r>
+      <w:proofErr w:type="spellEnd"/>
+      <w:r>
+        <w:rPr>
+          <w:rFonts w:ascii="Arial" w:hAnsi="Arial" w:cs="Arial"/>
+          <w:b/>
+          <w:sz w:val="22"/>
+          <w:szCs w:val="22"/>
+          <w:lang w:val="en-DE"/>
+        </w:rPr>
+        <w:t>-</w:t>
+      </w:r>
+      <w:r>
+        <w:rPr>
+          <w:b/>
+          <w:sz w:val="22"/>
+          <w:szCs w:val="22"/>
+          <w:lang w:val="en-DE"/>
+        </w:rPr>
+        <w:t xml:space="preserve"> </w:t>
+      </w:r>
+      <w:r>
+        <w:rPr>
+          <w:rFonts w:ascii="Arial" w:hAnsi="Arial"/>
+          <w:sz w:val="22"/>
+          <w:szCs w:val="22"/>
+          <w:lang w:val="en-DE"/>
+        </w:rPr>
+        <w:t>Creating state diagram for administrator.</w:t>
+      </w:r>
+    </w:p>
+    <w:p>
+      <w:pPr>
+        <w:rPr>
+          <w:rFonts w:ascii="Arial" w:hAnsi="Arial"/>
+          <w:sz w:val="22"/>
+          <w:szCs w:val="22"/>
+          <w:lang w:val="en-DE"/>
+        </w:rPr>
+      </w:pPr>
+      <w:r>
+        <w:rPr>
+          <w:rFonts w:ascii="Arial" w:hAnsi="Arial"/>
+          <w:sz w:val="22"/>
+          <w:szCs w:val="22"/>
+          <w:lang w:val="en-DE"/>
+        </w:rPr>
+        <w:t xml:space="preserve">                        </w:t>
+      </w:r>
+      <w:r>
+        <w:rPr>
+          <w:rFonts w:ascii="Arial" w:hAnsi="Arial"/>
+          <w:sz w:val="22"/>
+          <w:szCs w:val="22"/>
+          <w:lang w:val="en-DE"/>
+        </w:rPr>
+        <w:t>Creating Message, Conversation, Role entities on ERD.</w:t>
+      </w:r>
+    </w:p>
+    <w:p>
+      <w:pPr>
+        <w:rPr>
+          <w:rFonts w:ascii="Arial" w:hAnsi="Arial" w:cs="Arial"/>
+          <w:b/>
+          <w:sz w:val="22"/>
+          <w:szCs w:val="22"/>
+          <w:lang w:val="en-DE"/>
+        </w:rPr>
+      </w:pPr>
+    </w:p>
+    <w:p>
+      <w:pPr>
+        <w:rPr>
+          <w:rFonts w:ascii="Arial" w:hAnsi="Arial"/>
+          <w:sz w:val="22"/>
+          <w:szCs w:val="22"/>
+          <w:lang w:val="en-DE"/>
+        </w:rPr>
+      </w:pPr>
+      <w:proofErr w:type="spellStart"/>
+      <w:r>
+        <w:rPr>
+          <w:rFonts w:ascii="Arial" w:hAnsi="Arial" w:cs="Arial"/>
+          <w:b/>
+          <w:sz w:val="22"/>
+          <w:szCs w:val="22"/>
+          <w:lang w:val="en-DE"/>
+        </w:rPr>
+        <w:t>Desard</w:t>
+      </w:r>
+      <w:proofErr w:type="spellEnd"/>
+      <w:r>
+        <w:rPr>
+          <w:rFonts w:ascii="Arial" w:hAnsi="Arial" w:cs="Arial"/>
+          <w:b/>
+          <w:sz w:val="22"/>
+          <w:szCs w:val="22"/>
+          <w:lang w:val="en-DE"/>
+        </w:rPr>
+        <w:t xml:space="preserve"> </w:t>
+      </w:r>
+      <w:proofErr w:type="spellStart"/>
+      <w:r>
+        <w:rPr>
+          <w:rFonts w:ascii="Arial" w:hAnsi="Arial" w:cs="Arial"/>
+          <w:b/>
+          <w:sz w:val="22"/>
+          <w:szCs w:val="22"/>
+          <w:lang w:val="en-DE"/>
+        </w:rPr>
+        <w:t>Lybeshari</w:t>
+      </w:r>
+      <w:proofErr w:type="spellEnd"/>
+      <w:r>
+        <w:rPr>
+          <w:b/>
+          <w:sz w:val="22"/>
+          <w:szCs w:val="22"/>
+          <w:lang w:val="en-DE"/>
+        </w:rPr>
+        <w:t xml:space="preserve">- </w:t>
+      </w:r>
+      <w:r>
+        <w:rPr>
+          <w:rFonts w:ascii="Arial" w:hAnsi="Arial"/>
+          <w:sz w:val="22"/>
+          <w:szCs w:val="22"/>
+          <w:lang w:val="en-DE"/>
+        </w:rPr>
+        <w:t>Creating state diagram for HR.</w:t>
+      </w:r>
+      <w:r>
+        <w:rPr>
+          <w:rFonts w:ascii="Arial" w:hAnsi="Arial"/>
+          <w:sz w:val="22"/>
+          <w:szCs w:val="22"/>
+          <w:lang w:val="en-DE"/>
+        </w:rPr>
+        <w:t xml:space="preserve"> </w:t>
+      </w:r>
+    </w:p>
+    <w:p>
+      <w:pPr>
+        <w:rPr>
+          <w:rFonts w:ascii="Arial" w:hAnsi="Arial"/>
+          <w:sz w:val="22"/>
+          <w:szCs w:val="22"/>
+          <w:lang w:val="en-DE"/>
+        </w:rPr>
+      </w:pPr>
+      <w:r>
+        <w:rPr>
+          <w:rFonts w:ascii="Arial" w:hAnsi="Arial"/>
+          <w:sz w:val="22"/>
+          <w:szCs w:val="22"/>
+          <w:lang w:val="en-DE"/>
+        </w:rPr>
+        <w:t xml:space="preserve">                                 </w:t>
+      </w:r>
       <w:bookmarkStart w:id="0" w:name="_GoBack"/>
       <w:bookmarkEnd w:id="0"/>
       <w:r>
         <w:rPr>
           <w:rFonts w:ascii="Arial" w:hAnsi="Arial"/>
-          <w:b/>
-          <w:sz w:val="22"/>
-          <w:lang w:val="en-DE"/>
-        </w:rPr>
-        <w:t xml:space="preserve">- </w:t>
-      </w:r>
-      <w:r>
-        <w:rPr>
-          <w:rFonts w:ascii="Arial" w:hAnsi="Arial"/>
-          <w:sz w:val="22"/>
-          <w:lang w:val="en-DE"/>
-        </w:rPr>
-        <w:t xml:space="preserve">Improving the use case tables and </w:t>
-      </w:r>
-      <w:proofErr w:type="spellStart"/>
-      <w:r>
-        <w:rPr>
-          <w:rFonts w:ascii="Arial" w:hAnsi="Arial"/>
-          <w:sz w:val="22"/>
-          <w:lang w:val="en-DE"/>
-        </w:rPr>
-        <w:t>acitivity</w:t>
-      </w:r>
-      <w:proofErr w:type="spellEnd"/>
-      <w:r>
-        <w:rPr>
-          <w:rFonts w:ascii="Arial" w:hAnsi="Arial"/>
-          <w:sz w:val="22"/>
-          <w:lang w:val="en-DE"/>
-        </w:rPr>
-        <w:t>/</w:t>
-      </w:r>
-      <w:proofErr w:type="spellStart"/>
-      <w:r>
-        <w:rPr>
-          <w:rFonts w:ascii="Arial" w:hAnsi="Arial"/>
-          <w:sz w:val="22"/>
-          <w:lang w:val="en-DE"/>
-        </w:rPr>
-        <w:t>swimlane</w:t>
-      </w:r>
-      <w:proofErr w:type="spellEnd"/>
-      <w:r>
-        <w:rPr>
-          <w:rFonts w:ascii="Arial" w:hAnsi="Arial"/>
-          <w:sz w:val="22"/>
-          <w:lang w:val="en-DE"/>
-        </w:rPr>
-        <w:t xml:space="preserve"> diagrams for the requirements that were assigned to them in the previous weeks.</w:t>
-      </w:r>
-    </w:p>
-    <w:p>
-      <w:pPr>
-        <w:rPr>
-          <w:rFonts w:ascii="Arial" w:hAnsi="Arial"/>
-          <w:sz w:val="22"/>
-          <w:lang w:val="en-DE"/>
-        </w:rPr>
-      </w:pPr>
-    </w:p>
-    <w:p>
-      <w:pPr>
-        <w:rPr>
-          <w:rFonts w:ascii="Arial" w:hAnsi="Arial"/>
-          <w:sz w:val="22"/>
-          <w:lang w:val="en-DE"/>
-        </w:rPr>
-      </w:pPr>
-      <w:r>
-        <w:rPr>
-          <w:rFonts w:ascii="Arial" w:hAnsi="Arial"/>
-          <w:b/>
-          <w:sz w:val="22"/>
-          <w:lang w:val="en-DE"/>
-        </w:rPr>
-        <w:t xml:space="preserve">Kevin </w:t>
-      </w:r>
-      <w:proofErr w:type="spellStart"/>
-      <w:r>
-        <w:rPr>
-          <w:rFonts w:ascii="Arial" w:hAnsi="Arial"/>
-          <w:b/>
-          <w:sz w:val="22"/>
-          <w:lang w:val="en-DE"/>
-        </w:rPr>
-        <w:t>Muho</w:t>
-      </w:r>
-      <w:proofErr w:type="spellEnd"/>
-      <w:r>
-        <w:rPr>
-          <w:rFonts w:ascii="Arial" w:hAnsi="Arial"/>
-          <w:b/>
-          <w:sz w:val="22"/>
-          <w:lang w:val="en-DE"/>
-        </w:rPr>
-        <w:t xml:space="preserve">- </w:t>
-      </w:r>
-      <w:r>
-        <w:rPr>
-          <w:rFonts w:ascii="Arial" w:hAnsi="Arial"/>
-          <w:sz w:val="22"/>
-          <w:lang w:val="en-DE"/>
-        </w:rPr>
-        <w:t>Improving the use case diagram</w:t>
-      </w:r>
-      <w:r>
-        <w:rPr>
-          <w:rFonts w:ascii="Arial" w:hAnsi="Arial"/>
-          <w:sz w:val="22"/>
-          <w:lang w:val="en-DE"/>
-        </w:rPr>
-        <w:t>,</w:t>
-      </w:r>
-      <w:r>
-        <w:rPr>
-          <w:rFonts w:ascii="Arial" w:hAnsi="Arial"/>
-          <w:sz w:val="22"/>
-          <w:lang w:val="en-DE"/>
-        </w:rPr>
-        <w:t xml:space="preserve"> Connecting all entities in ERD, creating User, Notification entities on ERD.</w:t>
-      </w:r>
-    </w:p>
-    <w:p>
-      <w:pPr>
-        <w:rPr>
-          <w:rFonts w:ascii="Arial" w:hAnsi="Arial"/>
-          <w:sz w:val="22"/>
-          <w:lang w:val="en-DE"/>
-        </w:rPr>
-      </w:pPr>
-    </w:p>
-    <w:p>
-      <w:pPr>
-        <w:rPr>
-          <w:rFonts w:ascii="Arial" w:hAnsi="Arial"/>
-          <w:sz w:val="22"/>
-          <w:szCs w:val="22"/>
-          <w:lang w:val="en-DE"/>
-        </w:rPr>
-      </w:pPr>
-      <w:r>
-        <w:rPr>
-          <w:rFonts w:ascii="Arial" w:hAnsi="Arial"/>
-          <w:b/>
-          <w:sz w:val="22"/>
-          <w:szCs w:val="22"/>
-          <w:lang w:val="en-DE"/>
-        </w:rPr>
-        <w:t xml:space="preserve">Anisa </w:t>
-      </w:r>
-      <w:proofErr w:type="spellStart"/>
-      <w:r>
-        <w:rPr>
-          <w:rFonts w:ascii="Arial" w:hAnsi="Arial"/>
-          <w:b/>
-          <w:sz w:val="22"/>
-          <w:szCs w:val="22"/>
-          <w:lang w:val="en-DE"/>
-        </w:rPr>
-        <w:t>Domi</w:t>
-      </w:r>
-      <w:proofErr w:type="spellEnd"/>
-      <w:r>
-        <w:rPr>
-          <w:rFonts w:ascii="Arial" w:hAnsi="Arial"/>
-          <w:b/>
-          <w:sz w:val="22"/>
-          <w:szCs w:val="22"/>
-          <w:lang w:val="en-DE"/>
-        </w:rPr>
-        <w:t xml:space="preserve">- </w:t>
-      </w:r>
-      <w:r>
-        <w:rPr>
-          <w:rFonts w:ascii="Arial" w:hAnsi="Arial"/>
-          <w:sz w:val="22"/>
-          <w:szCs w:val="22"/>
-          <w:lang w:val="en-DE"/>
-        </w:rPr>
-        <w:t>Creating state diagram for tenant.</w:t>
-      </w:r>
-      <w:r>
-        <w:rPr>
-          <w:rFonts w:ascii="Arial" w:hAnsi="Arial"/>
-          <w:sz w:val="22"/>
-          <w:szCs w:val="22"/>
-          <w:lang w:val="en-DE"/>
-        </w:rPr>
-        <w:t xml:space="preserve"> Creating Property, </w:t>
-      </w:r>
-      <w:proofErr w:type="spellStart"/>
-      <w:r>
-        <w:rPr>
-          <w:rFonts w:ascii="Arial" w:hAnsi="Arial"/>
-          <w:sz w:val="22"/>
-          <w:szCs w:val="22"/>
-          <w:lang w:val="en-DE"/>
-        </w:rPr>
-        <w:t>PropertyImage</w:t>
-      </w:r>
-      <w:proofErr w:type="spellEnd"/>
-      <w:r>
-        <w:rPr>
-          <w:rFonts w:ascii="Arial" w:hAnsi="Arial"/>
-          <w:sz w:val="22"/>
-          <w:szCs w:val="22"/>
-          <w:lang w:val="en-DE"/>
-        </w:rPr>
-        <w:t xml:space="preserve"> entities on ERD.</w:t>
-      </w:r>
-    </w:p>
-    <w:p>
-      <w:pPr>
-        <w:rPr>
-          <w:rFonts w:ascii="Arial" w:hAnsi="Arial"/>
-          <w:sz w:val="22"/>
-          <w:szCs w:val="22"/>
-          <w:lang w:val="en-DE"/>
-        </w:rPr>
-      </w:pPr>
-    </w:p>
-    <w:p>
-      <w:pPr>
-        <w:rPr>
-          <w:rFonts w:ascii="Arial" w:hAnsi="Arial"/>
-          <w:sz w:val="22"/>
-          <w:szCs w:val="22"/>
-          <w:lang w:val="en-DE"/>
-        </w:rPr>
-      </w:pPr>
-      <w:proofErr w:type="spellStart"/>
-      <w:r>
-        <w:rPr>
-          <w:rFonts w:ascii="Arial" w:hAnsi="Arial"/>
-          <w:b/>
-          <w:sz w:val="22"/>
-          <w:szCs w:val="22"/>
-          <w:lang w:val="en-DE"/>
-        </w:rPr>
-        <w:t>Haidi</w:t>
-      </w:r>
-      <w:proofErr w:type="spellEnd"/>
-      <w:r>
-        <w:rPr>
-          <w:rFonts w:ascii="Arial" w:hAnsi="Arial"/>
-          <w:b/>
-          <w:sz w:val="22"/>
-          <w:szCs w:val="22"/>
-          <w:lang w:val="en-DE"/>
-        </w:rPr>
-        <w:t xml:space="preserve"> Toto- </w:t>
-      </w:r>
-      <w:r>
-        <w:rPr>
-          <w:rFonts w:ascii="Arial" w:hAnsi="Arial"/>
-          <w:sz w:val="22"/>
-          <w:szCs w:val="22"/>
-          <w:lang w:val="en-DE"/>
-        </w:rPr>
-        <w:t>Creating state diagram for property owner.</w:t>
-      </w:r>
-      <w:r>
-        <w:rPr>
-          <w:rFonts w:ascii="Arial" w:hAnsi="Arial"/>
-          <w:sz w:val="22"/>
-          <w:szCs w:val="22"/>
-          <w:lang w:val="en-DE"/>
-        </w:rPr>
-        <w:t xml:space="preserve"> Creating Booking, Review, </w:t>
-      </w:r>
-      <w:proofErr w:type="spellStart"/>
-      <w:r>
-        <w:rPr>
-          <w:rFonts w:ascii="Arial" w:hAnsi="Arial"/>
-          <w:sz w:val="22"/>
-          <w:szCs w:val="22"/>
-          <w:lang w:val="en-DE"/>
-        </w:rPr>
-        <w:t>RentalRequest</w:t>
-      </w:r>
-      <w:proofErr w:type="spellEnd"/>
-      <w:r>
-        <w:rPr>
-          <w:rFonts w:ascii="Arial" w:hAnsi="Arial"/>
-          <w:sz w:val="22"/>
-          <w:szCs w:val="22"/>
-          <w:lang w:val="en-DE"/>
-        </w:rPr>
-        <w:t xml:space="preserve"> entities on ERD.</w:t>
-      </w:r>
-    </w:p>
-    <w:p>
-      <w:pPr>
-        <w:rPr>
-          <w:rFonts w:ascii="Arial" w:hAnsi="Arial"/>
-          <w:b/>
-          <w:sz w:val="22"/>
-          <w:szCs w:val="22"/>
-          <w:lang w:val="en-DE"/>
-        </w:rPr>
-      </w:pPr>
-    </w:p>
-    <w:p>
-      <w:pPr>
-        <w:rPr>
-          <w:rFonts w:ascii="Arial" w:hAnsi="Arial"/>
-          <w:sz w:val="22"/>
-          <w:szCs w:val="22"/>
-          <w:lang w:val="en-DE"/>
-        </w:rPr>
-      </w:pPr>
-      <w:r>
-        <w:rPr>
-          <w:rFonts w:ascii="Arial" w:hAnsi="Arial"/>
-          <w:b/>
-          <w:sz w:val="22"/>
-          <w:szCs w:val="22"/>
-          <w:lang w:val="en-DE"/>
-        </w:rPr>
-        <w:t>Matias Bali-</w:t>
-      </w:r>
-      <w:r>
-        <w:rPr>
-          <w:rFonts w:ascii="Arial" w:hAnsi="Arial"/>
-          <w:sz w:val="22"/>
-          <w:szCs w:val="22"/>
-          <w:lang w:val="en-DE"/>
-        </w:rPr>
-        <w:t>Creating state diagram for manager.</w:t>
-      </w:r>
-      <w:r>
-        <w:rPr>
-          <w:rFonts w:ascii="Arial" w:hAnsi="Arial"/>
-          <w:sz w:val="22"/>
-          <w:szCs w:val="22"/>
-          <w:lang w:val="en-DE"/>
-        </w:rPr>
-        <w:t xml:space="preserve"> Creating Payment, Refund entities on ERD.</w:t>
-      </w:r>
-    </w:p>
-    <w:p>
-      <w:pPr>
-        <w:rPr>
-          <w:rFonts w:ascii="Arial" w:hAnsi="Arial" w:cs="Arial"/>
-          <w:b/>
-          <w:sz w:val="22"/>
-          <w:szCs w:val="22"/>
-          <w:lang w:val="en-DE"/>
-        </w:rPr>
-      </w:pPr>
-    </w:p>
-    <w:p>
-      <w:pPr>
-        <w:rPr>
-          <w:rFonts w:ascii="Arial" w:hAnsi="Arial"/>
-          <w:sz w:val="22"/>
-          <w:szCs w:val="22"/>
-          <w:lang w:val="en-DE"/>
-        </w:rPr>
-      </w:pPr>
-      <w:proofErr w:type="spellStart"/>
-      <w:r>
-        <w:rPr>
-          <w:rFonts w:ascii="Arial" w:hAnsi="Arial" w:cs="Arial"/>
-          <w:b/>
-          <w:sz w:val="22"/>
-          <w:szCs w:val="22"/>
-          <w:lang w:val="en-DE"/>
-        </w:rPr>
-        <w:t>Ornelt</w:t>
-      </w:r>
-      <w:proofErr w:type="spellEnd"/>
-      <w:r>
-        <w:rPr>
-          <w:rFonts w:ascii="Arial" w:hAnsi="Arial" w:cs="Arial"/>
-          <w:b/>
-          <w:sz w:val="22"/>
-          <w:szCs w:val="22"/>
-          <w:lang w:val="en-DE"/>
-        </w:rPr>
-        <w:t xml:space="preserve"> </w:t>
-      </w:r>
-      <w:proofErr w:type="spellStart"/>
-      <w:r>
-        <w:rPr>
-          <w:rFonts w:ascii="Arial" w:hAnsi="Arial" w:cs="Arial"/>
-          <w:b/>
-          <w:sz w:val="22"/>
-          <w:szCs w:val="22"/>
-          <w:lang w:val="en-DE"/>
-        </w:rPr>
-        <w:t>Lemellari</w:t>
-      </w:r>
-      <w:proofErr w:type="spellEnd"/>
-      <w:r>
-        <w:rPr>
-          <w:rFonts w:ascii="Arial" w:hAnsi="Arial" w:cs="Arial"/>
-          <w:b/>
-          <w:sz w:val="22"/>
-          <w:szCs w:val="22"/>
-          <w:lang w:val="en-DE"/>
-        </w:rPr>
-        <w:t>-</w:t>
-      </w:r>
-      <w:r>
-        <w:rPr>
-          <w:b/>
-          <w:sz w:val="22"/>
-          <w:szCs w:val="22"/>
-          <w:lang w:val="en-DE"/>
-        </w:rPr>
-        <w:t xml:space="preserve"> </w:t>
-      </w:r>
-      <w:r>
-        <w:rPr>
-          <w:rFonts w:ascii="Arial" w:hAnsi="Arial"/>
-          <w:sz w:val="22"/>
-          <w:szCs w:val="22"/>
-          <w:lang w:val="en-DE"/>
-        </w:rPr>
-        <w:t xml:space="preserve">Creating state diagram for </w:t>
-      </w:r>
-      <w:proofErr w:type="spellStart"/>
-      <w:proofErr w:type="gramStart"/>
-      <w:r>
-        <w:rPr>
-          <w:rFonts w:ascii="Arial" w:hAnsi="Arial"/>
-          <w:sz w:val="22"/>
-          <w:szCs w:val="22"/>
-          <w:lang w:val="en-DE"/>
-        </w:rPr>
-        <w:t>financier.</w:t>
-      </w:r>
-      <w:r>
-        <w:rPr>
-          <w:rFonts w:ascii="Arial" w:hAnsi="Arial"/>
-          <w:sz w:val="22"/>
-          <w:szCs w:val="22"/>
-          <w:lang w:val="en-DE"/>
-        </w:rPr>
-        <w:t>Creating</w:t>
-      </w:r>
-      <w:proofErr w:type="spellEnd"/>
-      <w:proofErr w:type="gramEnd"/>
-      <w:r>
-        <w:rPr>
-          <w:rFonts w:ascii="Arial" w:hAnsi="Arial"/>
-          <w:sz w:val="22"/>
-          <w:szCs w:val="22"/>
-          <w:lang w:val="en-DE"/>
-        </w:rPr>
-        <w:t xml:space="preserve"> Complaint, </w:t>
-      </w:r>
-      <w:proofErr w:type="spellStart"/>
-      <w:r>
-        <w:rPr>
-          <w:rFonts w:ascii="Arial" w:hAnsi="Arial"/>
-          <w:sz w:val="22"/>
-          <w:szCs w:val="22"/>
-          <w:lang w:val="en-DE"/>
-        </w:rPr>
-        <w:t>IssueResolution</w:t>
-      </w:r>
-      <w:proofErr w:type="spellEnd"/>
-      <w:r>
-        <w:rPr>
-          <w:rFonts w:ascii="Arial" w:hAnsi="Arial"/>
-          <w:sz w:val="22"/>
-          <w:szCs w:val="22"/>
-          <w:lang w:val="en-DE"/>
-        </w:rPr>
-        <w:t xml:space="preserve"> entities on ERD.</w:t>
-      </w:r>
-    </w:p>
-    <w:p>
-      <w:pPr>
-        <w:rPr>
-          <w:rFonts w:ascii="Arial" w:hAnsi="Arial" w:cs="Arial"/>
-          <w:b/>
-          <w:sz w:val="22"/>
-          <w:szCs w:val="22"/>
-          <w:lang w:val="en-DE"/>
-        </w:rPr>
-      </w:pPr>
-    </w:p>
-    <w:p>
-      <w:pPr>
-        <w:rPr>
-          <w:rFonts w:ascii="Arial" w:hAnsi="Arial"/>
-          <w:sz w:val="22"/>
-          <w:szCs w:val="22"/>
-          <w:lang w:val="en-DE"/>
-        </w:rPr>
-      </w:pPr>
-      <w:proofErr w:type="spellStart"/>
-      <w:r>
-        <w:rPr>
-          <w:rFonts w:ascii="Arial" w:hAnsi="Arial" w:cs="Arial"/>
-          <w:b/>
-          <w:sz w:val="22"/>
-          <w:szCs w:val="22"/>
-          <w:lang w:val="en-DE"/>
-        </w:rPr>
-        <w:t>Ledio</w:t>
-      </w:r>
-      <w:proofErr w:type="spellEnd"/>
-      <w:r>
-        <w:rPr>
-          <w:rFonts w:ascii="Arial" w:hAnsi="Arial" w:cs="Arial"/>
-          <w:b/>
-          <w:sz w:val="22"/>
-          <w:szCs w:val="22"/>
-          <w:lang w:val="en-DE"/>
-        </w:rPr>
-        <w:t xml:space="preserve"> </w:t>
-      </w:r>
-      <w:proofErr w:type="spellStart"/>
-      <w:r>
-        <w:rPr>
-          <w:rFonts w:ascii="Arial" w:hAnsi="Arial" w:cs="Arial"/>
-          <w:b/>
-          <w:sz w:val="22"/>
-          <w:szCs w:val="22"/>
-          <w:lang w:val="en-DE"/>
-        </w:rPr>
-        <w:t>Tafciu</w:t>
-      </w:r>
-      <w:proofErr w:type="spellEnd"/>
-      <w:r>
-        <w:rPr>
-          <w:rFonts w:ascii="Arial" w:hAnsi="Arial" w:cs="Arial"/>
-          <w:b/>
-          <w:sz w:val="22"/>
-          <w:szCs w:val="22"/>
-          <w:lang w:val="en-DE"/>
-        </w:rPr>
-        <w:t>-</w:t>
-      </w:r>
-      <w:r>
-        <w:rPr>
-          <w:b/>
-          <w:sz w:val="22"/>
-          <w:szCs w:val="22"/>
-          <w:lang w:val="en-DE"/>
-        </w:rPr>
-        <w:t xml:space="preserve"> </w:t>
-      </w:r>
-      <w:r>
-        <w:rPr>
-          <w:rFonts w:ascii="Arial" w:hAnsi="Arial"/>
-          <w:sz w:val="22"/>
-          <w:szCs w:val="22"/>
-          <w:lang w:val="en-DE"/>
-        </w:rPr>
-        <w:t xml:space="preserve">Creating state diagram for </w:t>
-      </w:r>
-      <w:proofErr w:type="gramStart"/>
-      <w:r>
-        <w:rPr>
-          <w:rFonts w:ascii="Arial" w:hAnsi="Arial"/>
-          <w:sz w:val="22"/>
-          <w:szCs w:val="22"/>
-          <w:lang w:val="en-DE"/>
-        </w:rPr>
-        <w:t>administrator.</w:t>
-      </w:r>
-      <w:r>
-        <w:rPr>
-          <w:rFonts w:ascii="Arial" w:hAnsi="Arial"/>
-          <w:sz w:val="22"/>
-          <w:szCs w:val="22"/>
-          <w:lang w:val="en-DE"/>
-        </w:rPr>
-        <w:t>Creating</w:t>
-      </w:r>
-      <w:proofErr w:type="gramEnd"/>
-      <w:r>
-        <w:rPr>
-          <w:rFonts w:ascii="Arial" w:hAnsi="Arial"/>
-          <w:sz w:val="22"/>
-          <w:szCs w:val="22"/>
-          <w:lang w:val="en-DE"/>
-        </w:rPr>
-        <w:t xml:space="preserve"> Message, Conversation, Role entities on ERD.</w:t>
-      </w:r>
-    </w:p>
-    <w:p>
-      <w:pPr>
-        <w:rPr>
-          <w:rFonts w:ascii="Arial" w:hAnsi="Arial" w:cs="Arial"/>
-          <w:b/>
-          <w:sz w:val="22"/>
-          <w:szCs w:val="22"/>
-          <w:lang w:val="en-DE"/>
-        </w:rPr>
-      </w:pPr>
-    </w:p>
-    <w:p>
-      <w:pPr>
-        <w:rPr>
-          <w:rFonts w:ascii="Arial" w:hAnsi="Arial"/>
-          <w:sz w:val="22"/>
-          <w:szCs w:val="22"/>
-          <w:lang w:val="en-DE"/>
-        </w:rPr>
-      </w:pPr>
-      <w:proofErr w:type="spellStart"/>
-      <w:r>
-        <w:rPr>
-          <w:rFonts w:ascii="Arial" w:hAnsi="Arial" w:cs="Arial"/>
-          <w:b/>
-          <w:sz w:val="22"/>
-          <w:szCs w:val="22"/>
-          <w:lang w:val="en-DE"/>
-        </w:rPr>
-        <w:t>Desard</w:t>
-      </w:r>
-      <w:proofErr w:type="spellEnd"/>
-      <w:r>
-        <w:rPr>
-          <w:rFonts w:ascii="Arial" w:hAnsi="Arial" w:cs="Arial"/>
-          <w:b/>
-          <w:sz w:val="22"/>
-          <w:szCs w:val="22"/>
-          <w:lang w:val="en-DE"/>
-        </w:rPr>
-        <w:t xml:space="preserve"> </w:t>
-      </w:r>
-      <w:proofErr w:type="spellStart"/>
-      <w:r>
-        <w:rPr>
-          <w:rFonts w:ascii="Arial" w:hAnsi="Arial" w:cs="Arial"/>
-          <w:b/>
-          <w:sz w:val="22"/>
-          <w:szCs w:val="22"/>
-          <w:lang w:val="en-DE"/>
-        </w:rPr>
-        <w:t>Lybeshari</w:t>
-      </w:r>
-      <w:proofErr w:type="spellEnd"/>
-      <w:r>
-        <w:rPr>
-          <w:b/>
-          <w:sz w:val="22"/>
-          <w:szCs w:val="22"/>
-          <w:lang w:val="en-DE"/>
-        </w:rPr>
-        <w:t xml:space="preserve">- </w:t>
-      </w:r>
-      <w:r>
-        <w:rPr>
-          <w:rFonts w:ascii="Arial" w:hAnsi="Arial"/>
-          <w:sz w:val="22"/>
-          <w:szCs w:val="22"/>
-          <w:lang w:val="en-DE"/>
-        </w:rPr>
-        <w:t>Creating state diagram for HR.</w:t>
-      </w:r>
-      <w:r>
-        <w:rPr>
-          <w:rFonts w:ascii="Arial" w:hAnsi="Arial"/>
-          <w:sz w:val="22"/>
-          <w:szCs w:val="22"/>
-          <w:lang w:val="en-DE"/>
-        </w:rPr>
-        <w:t xml:space="preserve"> Creating Report, Promotion entities on ERD.</w:t>
+          <w:sz w:val="22"/>
+          <w:szCs w:val="22"/>
+          <w:lang w:val="en-DE"/>
+        </w:rPr>
+        <w:t>Creating Report, Promotion entities on ERD.</w:t>
       </w:r>
     </w:p>
     <w:p>
